--- a/Documentação/Manutenção Industrial 4.0.docx
+++ b/Documentação/Manutenção Industrial 4.0.docx
@@ -2392,7 +2392,6 @@
         <w:tblCellMar>
           <w:top w:w="62" w:type="dxa"/>
           <w:left w:w="108" w:type="dxa"/>
-          <w:bottom w:w="0" w:type="dxa"/>
           <w:right w:w="50" w:type="dxa"/>
         </w:tblCellMar>
         <w:tblLook w:val="04A0" w:firstRow="1" w:lastRow="0" w:firstColumn="1" w:lastColumn="0" w:noHBand="0" w:noVBand="1"/>
@@ -5830,7 +5829,7 @@
           <w:noProof/>
         </w:rPr>
         <w:drawing>
-          <wp:inline distT="0" distB="0" distL="0" distR="0" wp14:anchorId="5F499B3F" wp14:editId="28C3DA8A">
+          <wp:inline distT="0" distB="0" distL="0" distR="0" wp14:anchorId="5F499B3F" wp14:editId="26BE25E5">
             <wp:extent cx="5431155" cy="2228215"/>
             <wp:effectExtent l="0" t="0" r="0" b="635"/>
             <wp:docPr id="1226764669" name="Imagem 2"/>
@@ -5878,7 +5877,7 @@
       <w:footerReference w:type="first" r:id="rId28"/>
       <w:pgSz w:w="11906" w:h="16838"/>
       <w:pgMar w:top="1417" w:right="1651" w:bottom="1502" w:left="1702" w:header="720" w:footer="720" w:gutter="0"/>
-      <w:pgNumType w:start="1"/>
+      <w:pgNumType w:start="0"/>
       <w:cols w:space="720"/>
       <w:titlePg/>
     </w:sectPr>
@@ -5990,12 +5989,6 @@
         <w:rFonts w:ascii="Calibri" w:eastAsia="Calibri" w:hAnsi="Calibri" w:cs="Calibri"/>
       </w:rPr>
       <w:fldChar w:fldCharType="end"/>
-    </w:r>
-    <w:r>
-      <w:rPr>
-        <w:rFonts w:ascii="Calibri" w:eastAsia="Calibri" w:hAnsi="Calibri" w:cs="Calibri"/>
-      </w:rPr>
-      <w:t xml:space="preserve"> </w:t>
     </w:r>
   </w:p>
   <w:p>
@@ -7604,6 +7597,7 @@
   <w:style w:type="character" w:default="1" w:styleId="Fontepargpadro">
     <w:name w:val="Default Paragraph Font"/>
     <w:uiPriority w:val="1"/>
+    <w:semiHidden/>
     <w:unhideWhenUsed/>
   </w:style>
   <w:style w:type="table" w:default="1" w:styleId="Tabelanormal">

--- a/Documentação/Manutenção Industrial 4.0.docx
+++ b/Documentação/Manutenção Industrial 4.0.docx
@@ -6,14 +6,77 @@
       <w:pPr>
         <w:spacing w:after="117" w:line="259" w:lineRule="auto"/>
         <w:ind w:left="0" w:right="1095" w:firstLine="0"/>
-        <w:jc w:val="right"/>
+        <w:jc w:val="center"/>
       </w:pPr>
       <w:r>
         <w:rPr>
           <w:b/>
           <w:sz w:val="32"/>
         </w:rPr>
-        <w:t xml:space="preserve">BEATRIZ, BRENDA E MARIA EDUARDA B. </w:t>
+        <w:t>BEATRIZ</w:t>
+      </w:r>
+      <w:r>
+        <w:rPr>
+          <w:b/>
+          <w:sz w:val="32"/>
+        </w:rPr>
+        <w:t xml:space="preserve"> DOS SANTOS</w:t>
+      </w:r>
+      <w:r>
+        <w:rPr>
+          <w:b/>
+          <w:sz w:val="32"/>
+        </w:rPr>
+        <w:t xml:space="preserve">, </w:t>
+      </w:r>
+      <w:r>
+        <w:rPr>
+          <w:b/>
+          <w:sz w:val="32"/>
+        </w:rPr>
+        <w:br/>
+      </w:r>
+      <w:r>
+        <w:rPr>
+          <w:b/>
+          <w:sz w:val="32"/>
+        </w:rPr>
+        <w:t xml:space="preserve">BRENDA </w:t>
+      </w:r>
+      <w:r>
+        <w:rPr>
+          <w:b/>
+          <w:sz w:val="32"/>
+        </w:rPr>
+        <w:t>RIBEIRO ALVES,</w:t>
+      </w:r>
+      <w:r>
+        <w:rPr>
+          <w:b/>
+          <w:sz w:val="32"/>
+        </w:rPr>
+        <w:br/>
+      </w:r>
+      <w:r>
+        <w:rPr>
+          <w:b/>
+          <w:sz w:val="32"/>
+        </w:rPr>
+        <w:t xml:space="preserve"> MARIA EDUARDA B</w:t>
+      </w:r>
+      <w:r>
+        <w:rPr>
+          <w:b/>
+          <w:sz w:val="32"/>
+        </w:rPr>
+        <w:t>EZERRA</w:t>
+      </w:r>
+      <w:r>
+        <w:rPr>
+          <w:b/>
+          <w:sz w:val="32"/>
+        </w:rPr>
+        <w:t>.</w:t>
       </w:r>
     </w:p>
     <w:p>
@@ -229,7 +292,8 @@
     <w:p>
       <w:pPr>
         <w:spacing w:after="183" w:line="259" w:lineRule="auto"/>
-        <w:ind w:left="0" w:firstLine="0"/>
+        <w:ind w:left="0" w:right="3" w:firstLine="0"/>
+        <w:jc w:val="center"/>
       </w:pPr>
       <w:r>
         <w:rPr>
@@ -269,34 +333,6 @@
     </w:p>
     <w:p>
       <w:pPr>
-        <w:spacing w:after="183" w:line="259" w:lineRule="auto"/>
-        <w:ind w:left="0" w:right="3" w:firstLine="0"/>
-        <w:jc w:val="center"/>
-      </w:pPr>
-      <w:r>
-        <w:rPr>
-          <w:rFonts w:ascii="Calibri" w:eastAsia="Calibri" w:hAnsi="Calibri" w:cs="Calibri"/>
-          <w:i/>
-        </w:rPr>
-        <w:t xml:space="preserve"> </w:t>
-      </w:r>
-    </w:p>
-    <w:p>
-      <w:pPr>
-        <w:spacing w:after="183" w:line="259" w:lineRule="auto"/>
-        <w:ind w:left="0" w:right="3" w:firstLine="0"/>
-        <w:jc w:val="center"/>
-      </w:pPr>
-      <w:r>
-        <w:rPr>
-          <w:rFonts w:ascii="Calibri" w:eastAsia="Calibri" w:hAnsi="Calibri" w:cs="Calibri"/>
-          <w:i/>
-        </w:rPr>
-        <w:t xml:space="preserve"> </w:t>
-      </w:r>
-    </w:p>
-    <w:p>
-      <w:pPr>
         <w:spacing w:after="185" w:line="259" w:lineRule="auto"/>
         <w:ind w:left="0" w:right="3" w:firstLine="0"/>
         <w:jc w:val="center"/>
@@ -379,40 +415,68 @@
     </w:p>
     <w:p>
       <w:pPr>
+        <w:pStyle w:val="CabealhodoSumrio"/>
+      </w:pPr>
+    </w:p>
+    <w:p>
+      <w:pPr>
         <w:spacing w:after="0" w:line="259" w:lineRule="auto"/>
-        <w:ind w:left="5" w:firstLine="0"/>
-        <w:jc w:val="center"/>
-      </w:pPr>
+        <w:ind w:left="0" w:firstLine="0"/>
+      </w:pPr>
+      <w:r>
+        <w:rPr>
+          <w:rFonts w:ascii="Arial" w:eastAsia="Arial" w:hAnsi="Arial" w:cs="Arial"/>
+        </w:rPr>
+        <w:t xml:space="preserve"> </w:t>
+      </w:r>
+      <w:r>
+        <w:rPr>
+          <w:rFonts w:ascii="Arial" w:eastAsia="Arial" w:hAnsi="Arial" w:cs="Arial"/>
+        </w:rPr>
+        <w:tab/>
+      </w:r>
       <w:r>
         <w:rPr>
           <w:rFonts w:ascii="Calibri" w:eastAsia="Calibri" w:hAnsi="Calibri" w:cs="Calibri"/>
-          <w:i/>
-          <w:sz w:val="28"/>
-        </w:rPr>
-        <w:lastRenderedPageBreak/>
+        </w:rPr>
         <w:t xml:space="preserve"> </w:t>
-      </w:r>
-      <w:r>
-        <w:rPr>
-          <w:rFonts w:ascii="Calibri" w:eastAsia="Calibri" w:hAnsi="Calibri" w:cs="Calibri"/>
-          <w:color w:val="0F4761"/>
-          <w:sz w:val="32"/>
-        </w:rPr>
-        <w:t xml:space="preserve">Sumário </w:t>
       </w:r>
     </w:p>
     <w:sdt>
       <w:sdtPr>
-        <w:rPr>
-          <w:b w:val="0"/>
-          <w:sz w:val="24"/>
-        </w:rPr>
-        <w:id w:val="-1438121645"/>
+        <w:id w:val="-1061713208"/>
         <w:docPartObj>
           <w:docPartGallery w:val="Table of Contents"/>
+          <w:docPartUnique/>
         </w:docPartObj>
       </w:sdtPr>
+      <w:sdtEndPr>
+        <w:rPr>
+          <w:rFonts w:ascii="Times New Roman" w:eastAsia="Times New Roman" w:hAnsi="Times New Roman" w:cs="Times New Roman"/>
+          <w:b/>
+          <w:bCs/>
+          <w:color w:val="000000"/>
+          <w:kern w:val="2"/>
+          <w:sz w:val="24"/>
+          <w:szCs w:val="24"/>
+          <w14:ligatures w14:val="standardContextual"/>
+        </w:rPr>
+      </w:sdtEndPr>
       <w:sdtContent>
+        <w:p>
+          <w:pPr>
+            <w:pStyle w:val="CabealhodoSumrio"/>
+            <w:rPr>
+              <w:rFonts w:ascii="Times New Roman" w:hAnsi="Times New Roman" w:cs="Times New Roman"/>
+            </w:rPr>
+          </w:pPr>
+          <w:r>
+            <w:rPr>
+              <w:rFonts w:ascii="Times New Roman" w:hAnsi="Times New Roman" w:cs="Times New Roman"/>
+            </w:rPr>
+            <w:t>Sumário</w:t>
+          </w:r>
+        </w:p>
         <w:p>
           <w:pPr>
             <w:pStyle w:val="Sumrio1"/>
@@ -432,12 +496,12 @@
             <w:fldChar w:fldCharType="begin"/>
           </w:r>
           <w:r>
-            <w:instrText xml:space="preserve"> TOC \o "1-2" \h \z \u </w:instrText>
+            <w:instrText xml:space="preserve"> TOC \o "1-3" \h \z \u </w:instrText>
           </w:r>
           <w:r>
             <w:fldChar w:fldCharType="separate"/>
           </w:r>
-          <w:hyperlink w:anchor="_Toc225951778" w:history="1">
+          <w:hyperlink w:anchor="_Toc227161524" w:history="1">
             <w:r>
               <w:rPr>
                 <w:rStyle w:val="Hyperlink"/>
@@ -461,7 +525,7 @@
                 <w:rStyle w:val="Hyperlink"/>
                 <w:noProof/>
               </w:rPr>
-              <w:t>PROPOSTA 2: MANUTENÇÃO INDUSTRIAL</w:t>
+              <w:t>LEVANTAMENTO DE REQUISITOS</w:t>
             </w:r>
             <w:r>
               <w:rPr>
@@ -482,7 +546,200 @@
                 <w:noProof/>
                 <w:webHidden/>
               </w:rPr>
-              <w:instrText xml:space="preserve"> PAGEREF _Toc225951778 \h </w:instrText>
+              <w:instrText xml:space="preserve"> PAGEREF _Toc227161524 \h </w:instrText>
+            </w:r>
+            <w:r>
+              <w:rPr>
+                <w:noProof/>
+                <w:webHidden/>
+              </w:rPr>
+            </w:r>
+            <w:r>
+              <w:rPr>
+                <w:noProof/>
+                <w:webHidden/>
+              </w:rPr>
+              <w:fldChar w:fldCharType="separate"/>
+            </w:r>
+            <w:r>
+              <w:rPr>
+                <w:noProof/>
+                <w:webHidden/>
+              </w:rPr>
+              <w:t>3</w:t>
+            </w:r>
+            <w:r>
+              <w:rPr>
+                <w:noProof/>
+                <w:webHidden/>
+              </w:rPr>
+              <w:fldChar w:fldCharType="end"/>
+            </w:r>
+          </w:hyperlink>
+        </w:p>
+        <w:p>
+          <w:pPr>
+            <w:pStyle w:val="Sumrio2"/>
+            <w:tabs>
+              <w:tab w:val="left" w:pos="960"/>
+              <w:tab w:val="right" w:leader="dot" w:pos="8543"/>
+            </w:tabs>
+            <w:rPr>
+              <w:rFonts w:asciiTheme="minorHAnsi" w:eastAsiaTheme="minorEastAsia" w:hAnsiTheme="minorHAnsi" w:cstheme="minorBidi"/>
+              <w:noProof/>
+              <w:color w:val="auto"/>
+              <w:sz w:val="24"/>
+            </w:rPr>
+          </w:pPr>
+          <w:hyperlink w:anchor="_Toc227161525" w:history="1">
+            <w:r>
+              <w:rPr>
+                <w:rStyle w:val="Hyperlink"/>
+                <w:noProof/>
+              </w:rPr>
+              <w:t>1.1.</w:t>
+            </w:r>
+            <w:r>
+              <w:rPr>
+                <w:rFonts w:asciiTheme="minorHAnsi" w:eastAsiaTheme="minorEastAsia" w:hAnsiTheme="minorHAnsi" w:cstheme="minorBidi"/>
+                <w:noProof/>
+                <w:color w:val="auto"/>
+                <w:sz w:val="24"/>
+              </w:rPr>
+              <w:tab/>
+            </w:r>
+            <w:r>
+              <w:rPr>
+                <w:rStyle w:val="Hyperlink"/>
+                <w:rFonts w:ascii="Times New Roman" w:hAnsi="Times New Roman" w:cs="Times New Roman"/>
+                <w:i/>
+                <w:iCs/>
+                <w:noProof/>
+              </w:rPr>
+              <w:t>REQUISITOS FUNCIONAIS</w:t>
+            </w:r>
+            <w:r>
+              <w:rPr>
+                <w:noProof/>
+                <w:webHidden/>
+              </w:rPr>
+              <w:tab/>
+            </w:r>
+            <w:r>
+              <w:rPr>
+                <w:noProof/>
+                <w:webHidden/>
+              </w:rPr>
+              <w:fldChar w:fldCharType="begin"/>
+            </w:r>
+            <w:r>
+              <w:rPr>
+                <w:noProof/>
+                <w:webHidden/>
+              </w:rPr>
+              <w:instrText xml:space="preserve"> PAGEREF _Toc227161525 \h </w:instrText>
+            </w:r>
+            <w:r>
+              <w:rPr>
+                <w:noProof/>
+                <w:webHidden/>
+              </w:rPr>
+            </w:r>
+            <w:r>
+              <w:rPr>
+                <w:noProof/>
+                <w:webHidden/>
+              </w:rPr>
+              <w:fldChar w:fldCharType="separate"/>
+            </w:r>
+            <w:r>
+              <w:rPr>
+                <w:noProof/>
+                <w:webHidden/>
+              </w:rPr>
+              <w:t>3</w:t>
+            </w:r>
+            <w:r>
+              <w:rPr>
+                <w:noProof/>
+                <w:webHidden/>
+              </w:rPr>
+              <w:fldChar w:fldCharType="end"/>
+            </w:r>
+          </w:hyperlink>
+        </w:p>
+        <w:p>
+          <w:pPr>
+            <w:pStyle w:val="Sumrio2"/>
+            <w:tabs>
+              <w:tab w:val="left" w:pos="960"/>
+              <w:tab w:val="right" w:leader="dot" w:pos="8543"/>
+            </w:tabs>
+            <w:rPr>
+              <w:rFonts w:asciiTheme="minorHAnsi" w:eastAsiaTheme="minorEastAsia" w:hAnsiTheme="minorHAnsi" w:cstheme="minorBidi"/>
+              <w:noProof/>
+              <w:color w:val="auto"/>
+              <w:sz w:val="24"/>
+            </w:rPr>
+          </w:pPr>
+          <w:hyperlink w:anchor="_Toc227161526" w:history="1">
+            <w:r>
+              <w:rPr>
+                <w:rStyle w:val="Hyperlink"/>
+                <w:noProof/>
+              </w:rPr>
+              <w:t>1.2.</w:t>
+            </w:r>
+            <w:r>
+              <w:rPr>
+                <w:rFonts w:asciiTheme="minorHAnsi" w:eastAsiaTheme="minorEastAsia" w:hAnsiTheme="minorHAnsi" w:cstheme="minorBidi"/>
+                <w:noProof/>
+                <w:color w:val="auto"/>
+                <w:sz w:val="24"/>
+              </w:rPr>
+              <w:tab/>
+            </w:r>
+            <w:r>
+              <w:rPr>
+                <w:rStyle w:val="Hyperlink"/>
+                <w:rFonts w:ascii="Times New Roman" w:hAnsi="Times New Roman" w:cs="Times New Roman"/>
+                <w:i/>
+                <w:iCs/>
+                <w:noProof/>
+              </w:rPr>
+              <w:t>REQUISITOS NÃO FUNCIONAI</w:t>
+            </w:r>
+            <w:r>
+              <w:rPr>
+                <w:rStyle w:val="Hyperlink"/>
+                <w:i/>
+                <w:iCs/>
+                <w:noProof/>
+              </w:rPr>
+              <w:t>S</w:t>
+            </w:r>
+            <w:r>
+              <w:rPr>
+                <w:i/>
+                <w:iCs/>
+                <w:noProof/>
+                <w:webHidden/>
+              </w:rPr>
+              <w:tab/>
+            </w:r>
+            <w:r>
+              <w:rPr>
+                <w:noProof/>
+                <w:webHidden/>
+              </w:rPr>
+              <w:fldChar w:fldCharType="begin"/>
+            </w:r>
+            <w:r>
+              <w:rPr>
+                <w:noProof/>
+                <w:webHidden/>
+              </w:rPr>
+              <w:instrText xml:space="preserve"> PAGEREF _Toc227161526 \h </w:instrText>
             </w:r>
             <w:r>
               <w:rPr>
@@ -528,7 +785,7 @@
               <w:sz w:val="24"/>
             </w:rPr>
           </w:pPr>
-          <w:hyperlink w:anchor="_Toc225951779" w:history="1">
+          <w:hyperlink w:anchor="_Toc227161527" w:history="1">
             <w:r>
               <w:rPr>
                 <w:rStyle w:val="Hyperlink"/>
@@ -552,7 +809,7 @@
                 <w:rStyle w:val="Hyperlink"/>
                 <w:noProof/>
               </w:rPr>
-              <w:t>LEVANTAMENTO DE REQUISITOS</w:t>
+              <w:t>PRIORIZAÇÃO</w:t>
             </w:r>
             <w:r>
               <w:rPr>
@@ -573,185 +830,7 @@
                 <w:noProof/>
                 <w:webHidden/>
               </w:rPr>
-              <w:instrText xml:space="preserve"> PAGEREF _Toc225951779 \h </w:instrText>
-            </w:r>
-            <w:r>
-              <w:rPr>
-                <w:noProof/>
-                <w:webHidden/>
-              </w:rPr>
-            </w:r>
-            <w:r>
-              <w:rPr>
-                <w:noProof/>
-                <w:webHidden/>
-              </w:rPr>
-              <w:fldChar w:fldCharType="separate"/>
-            </w:r>
-            <w:r>
-              <w:rPr>
-                <w:noProof/>
-                <w:webHidden/>
-              </w:rPr>
-              <w:t>4</w:t>
-            </w:r>
-            <w:r>
-              <w:rPr>
-                <w:noProof/>
-                <w:webHidden/>
-              </w:rPr>
-              <w:fldChar w:fldCharType="end"/>
-            </w:r>
-          </w:hyperlink>
-        </w:p>
-        <w:p>
-          <w:pPr>
-            <w:pStyle w:val="Sumrio2"/>
-            <w:tabs>
-              <w:tab w:val="left" w:pos="960"/>
-              <w:tab w:val="right" w:leader="dot" w:pos="8543"/>
-            </w:tabs>
-            <w:rPr>
-              <w:rFonts w:asciiTheme="minorHAnsi" w:eastAsiaTheme="minorEastAsia" w:hAnsiTheme="minorHAnsi" w:cstheme="minorBidi"/>
-              <w:noProof/>
-              <w:color w:val="auto"/>
-              <w:sz w:val="24"/>
-            </w:rPr>
-          </w:pPr>
-          <w:hyperlink w:anchor="_Toc225951780" w:history="1">
-            <w:r>
-              <w:rPr>
-                <w:rStyle w:val="Hyperlink"/>
-                <w:iCs/>
-                <w:noProof/>
-              </w:rPr>
-              <w:t>2.1.</w:t>
-            </w:r>
-            <w:r>
-              <w:rPr>
-                <w:rFonts w:asciiTheme="minorHAnsi" w:eastAsiaTheme="minorEastAsia" w:hAnsiTheme="minorHAnsi" w:cstheme="minorBidi"/>
-                <w:noProof/>
-                <w:color w:val="auto"/>
-                <w:sz w:val="24"/>
-              </w:rPr>
-              <w:tab/>
-            </w:r>
-            <w:r>
-              <w:rPr>
-                <w:rStyle w:val="Hyperlink"/>
-                <w:noProof/>
-              </w:rPr>
-              <w:t>REQUISITOS FUNCIONAIS</w:t>
-            </w:r>
-            <w:r>
-              <w:rPr>
-                <w:noProof/>
-                <w:webHidden/>
-              </w:rPr>
-              <w:tab/>
-            </w:r>
-            <w:r>
-              <w:rPr>
-                <w:noProof/>
-                <w:webHidden/>
-              </w:rPr>
-              <w:fldChar w:fldCharType="begin"/>
-            </w:r>
-            <w:r>
-              <w:rPr>
-                <w:noProof/>
-                <w:webHidden/>
-              </w:rPr>
-              <w:instrText xml:space="preserve"> PAGEREF _Toc225951780 \h </w:instrText>
-            </w:r>
-            <w:r>
-              <w:rPr>
-                <w:noProof/>
-                <w:webHidden/>
-              </w:rPr>
-            </w:r>
-            <w:r>
-              <w:rPr>
-                <w:noProof/>
-                <w:webHidden/>
-              </w:rPr>
-              <w:fldChar w:fldCharType="separate"/>
-            </w:r>
-            <w:r>
-              <w:rPr>
-                <w:noProof/>
-                <w:webHidden/>
-              </w:rPr>
-              <w:t>4</w:t>
-            </w:r>
-            <w:r>
-              <w:rPr>
-                <w:noProof/>
-                <w:webHidden/>
-              </w:rPr>
-              <w:fldChar w:fldCharType="end"/>
-            </w:r>
-          </w:hyperlink>
-        </w:p>
-        <w:p>
-          <w:pPr>
-            <w:pStyle w:val="Sumrio2"/>
-            <w:tabs>
-              <w:tab w:val="left" w:pos="960"/>
-              <w:tab w:val="right" w:leader="dot" w:pos="8543"/>
-            </w:tabs>
-            <w:rPr>
-              <w:rFonts w:asciiTheme="minorHAnsi" w:eastAsiaTheme="minorEastAsia" w:hAnsiTheme="minorHAnsi" w:cstheme="minorBidi"/>
-              <w:noProof/>
-              <w:color w:val="auto"/>
-              <w:sz w:val="24"/>
-            </w:rPr>
-          </w:pPr>
-          <w:hyperlink w:anchor="_Toc225951781" w:history="1">
-            <w:r>
-              <w:rPr>
-                <w:rStyle w:val="Hyperlink"/>
-                <w:iCs/>
-                <w:noProof/>
-              </w:rPr>
-              <w:t>2.2.</w:t>
-            </w:r>
-            <w:r>
-              <w:rPr>
-                <w:rFonts w:asciiTheme="minorHAnsi" w:eastAsiaTheme="minorEastAsia" w:hAnsiTheme="minorHAnsi" w:cstheme="minorBidi"/>
-                <w:noProof/>
-                <w:color w:val="auto"/>
-                <w:sz w:val="24"/>
-              </w:rPr>
-              <w:tab/>
-            </w:r>
-            <w:r>
-              <w:rPr>
-                <w:rStyle w:val="Hyperlink"/>
-                <w:noProof/>
-              </w:rPr>
-              <w:t>REQUISITOS NÃO FUNCIONAIS</w:t>
-            </w:r>
-            <w:r>
-              <w:rPr>
-                <w:noProof/>
-                <w:webHidden/>
-              </w:rPr>
-              <w:tab/>
-            </w:r>
-            <w:r>
-              <w:rPr>
-                <w:noProof/>
-                <w:webHidden/>
-              </w:rPr>
-              <w:fldChar w:fldCharType="begin"/>
-            </w:r>
-            <w:r>
-              <w:rPr>
-                <w:noProof/>
-                <w:webHidden/>
-              </w:rPr>
-              <w:instrText xml:space="preserve"> PAGEREF _Toc225951781 \h </w:instrText>
+              <w:instrText xml:space="preserve"> PAGEREF _Toc227161527 \h </w:instrText>
             </w:r>
             <w:r>
               <w:rPr>
@@ -797,7 +876,7 @@
               <w:sz w:val="24"/>
             </w:rPr>
           </w:pPr>
-          <w:hyperlink w:anchor="_Toc225951782" w:history="1">
+          <w:hyperlink w:anchor="_Toc227161528" w:history="1">
             <w:r>
               <w:rPr>
                 <w:rStyle w:val="Hyperlink"/>
@@ -821,7 +900,7 @@
                 <w:rStyle w:val="Hyperlink"/>
                 <w:noProof/>
               </w:rPr>
-              <w:t>PRIORIZAÇÃO</w:t>
+              <w:t>FIGMA</w:t>
             </w:r>
             <w:r>
               <w:rPr>
@@ -842,7 +921,7 @@
                 <w:noProof/>
                 <w:webHidden/>
               </w:rPr>
-              <w:instrText xml:space="preserve"> PAGEREF _Toc225951782 \h </w:instrText>
+              <w:instrText xml:space="preserve"> PAGEREF _Toc227161528 \h </w:instrText>
             </w:r>
             <w:r>
               <w:rPr>
@@ -862,7 +941,7 @@
                 <w:noProof/>
                 <w:webHidden/>
               </w:rPr>
-              <w:t>5</w:t>
+              <w:t>6</w:t>
             </w:r>
             <w:r>
               <w:rPr>
@@ -888,7 +967,7 @@
               <w:sz w:val="24"/>
             </w:rPr>
           </w:pPr>
-          <w:hyperlink w:anchor="_Toc225951783" w:history="1">
+          <w:hyperlink w:anchor="_Toc227161529" w:history="1">
             <w:r>
               <w:rPr>
                 <w:rStyle w:val="Hyperlink"/>
@@ -912,7 +991,7 @@
                 <w:rStyle w:val="Hyperlink"/>
                 <w:noProof/>
               </w:rPr>
-              <w:t>FIGMA</w:t>
+              <w:t>METODOLOGIAS ÁGEIS</w:t>
             </w:r>
             <w:r>
               <w:rPr>
@@ -933,7 +1012,98 @@
                 <w:noProof/>
                 <w:webHidden/>
               </w:rPr>
-              <w:instrText xml:space="preserve"> PAGEREF _Toc225951783 \h </w:instrText>
+              <w:instrText xml:space="preserve"> PAGEREF _Toc227161529 \h </w:instrText>
+            </w:r>
+            <w:r>
+              <w:rPr>
+                <w:noProof/>
+                <w:webHidden/>
+              </w:rPr>
+            </w:r>
+            <w:r>
+              <w:rPr>
+                <w:noProof/>
+                <w:webHidden/>
+              </w:rPr>
+              <w:fldChar w:fldCharType="separate"/>
+            </w:r>
+            <w:r>
+              <w:rPr>
+                <w:noProof/>
+                <w:webHidden/>
+              </w:rPr>
+              <w:t>7</w:t>
+            </w:r>
+            <w:r>
+              <w:rPr>
+                <w:noProof/>
+                <w:webHidden/>
+              </w:rPr>
+              <w:fldChar w:fldCharType="end"/>
+            </w:r>
+          </w:hyperlink>
+        </w:p>
+        <w:p>
+          <w:pPr>
+            <w:pStyle w:val="Sumrio2"/>
+            <w:tabs>
+              <w:tab w:val="left" w:pos="960"/>
+              <w:tab w:val="right" w:leader="dot" w:pos="8543"/>
+            </w:tabs>
+            <w:rPr>
+              <w:rFonts w:asciiTheme="minorHAnsi" w:eastAsiaTheme="minorEastAsia" w:hAnsiTheme="minorHAnsi" w:cstheme="minorBidi"/>
+              <w:noProof/>
+              <w:color w:val="auto"/>
+              <w:sz w:val="24"/>
+            </w:rPr>
+          </w:pPr>
+          <w:hyperlink w:anchor="_Toc227161530" w:history="1">
+            <w:r>
+              <w:rPr>
+                <w:rStyle w:val="Hyperlink"/>
+                <w:noProof/>
+              </w:rPr>
+              <w:t>4.1.</w:t>
+            </w:r>
+            <w:r>
+              <w:rPr>
+                <w:rFonts w:asciiTheme="minorHAnsi" w:eastAsiaTheme="minorEastAsia" w:hAnsiTheme="minorHAnsi" w:cstheme="minorBidi"/>
+                <w:noProof/>
+                <w:color w:val="auto"/>
+                <w:sz w:val="24"/>
+              </w:rPr>
+              <w:tab/>
+            </w:r>
+            <w:r>
+              <w:rPr>
+                <w:rStyle w:val="Hyperlink"/>
+                <w:rFonts w:ascii="Times New Roman" w:hAnsi="Times New Roman" w:cs="Times New Roman"/>
+                <w:i/>
+                <w:iCs/>
+                <w:noProof/>
+              </w:rPr>
+              <w:t>METODOLOGIA KANBAN</w:t>
+            </w:r>
+            <w:r>
+              <w:rPr>
+                <w:noProof/>
+                <w:webHidden/>
+              </w:rPr>
+              <w:tab/>
+            </w:r>
+            <w:r>
+              <w:rPr>
+                <w:noProof/>
+                <w:webHidden/>
+              </w:rPr>
+              <w:fldChar w:fldCharType="begin"/>
+            </w:r>
+            <w:r>
+              <w:rPr>
+                <w:noProof/>
+                <w:webHidden/>
+              </w:rPr>
+              <w:instrText xml:space="preserve"> PAGEREF _Toc227161530 \h </w:instrText>
             </w:r>
             <w:r>
               <w:rPr>
@@ -979,7 +1149,7 @@
               <w:sz w:val="24"/>
             </w:rPr>
           </w:pPr>
-          <w:hyperlink w:anchor="_Toc225951784" w:history="1">
+          <w:hyperlink w:anchor="_Toc227161531" w:history="1">
             <w:r>
               <w:rPr>
                 <w:rStyle w:val="Hyperlink"/>
@@ -1003,7 +1173,7 @@
                 <w:rStyle w:val="Hyperlink"/>
                 <w:noProof/>
               </w:rPr>
-              <w:t>METODOLOGIAS ÁGEIS</w:t>
+              <w:t>README E VERSIONAMENTO (GIT)</w:t>
             </w:r>
             <w:r>
               <w:rPr>
@@ -1024,7 +1194,7 @@
                 <w:noProof/>
                 <w:webHidden/>
               </w:rPr>
-              <w:instrText xml:space="preserve"> PAGEREF _Toc225951784 \h </w:instrText>
+              <w:instrText xml:space="preserve"> PAGEREF _Toc227161531 \h </w:instrText>
             </w:r>
             <w:r>
               <w:rPr>
@@ -1070,7 +1240,7 @@
               <w:sz w:val="24"/>
             </w:rPr>
           </w:pPr>
-          <w:hyperlink w:anchor="_Toc225951785" w:history="1">
+          <w:hyperlink w:anchor="_Toc227161532" w:history="1">
             <w:r>
               <w:rPr>
                 <w:rStyle w:val="Hyperlink"/>
@@ -1094,7 +1264,7 @@
                 <w:rStyle w:val="Hyperlink"/>
                 <w:noProof/>
               </w:rPr>
-              <w:t>README e Versionamento (GIT)</w:t>
+              <w:t>DIAGRAMA DE CLASSE</w:t>
             </w:r>
             <w:r>
               <w:rPr>
@@ -1115,7 +1285,7 @@
                 <w:noProof/>
                 <w:webHidden/>
               </w:rPr>
-              <w:instrText xml:space="preserve"> PAGEREF _Toc225951785 \h </w:instrText>
+              <w:instrText xml:space="preserve"> PAGEREF _Toc227161532 \h </w:instrText>
             </w:r>
             <w:r>
               <w:rPr>
@@ -1161,7 +1331,7 @@
               <w:sz w:val="24"/>
             </w:rPr>
           </w:pPr>
-          <w:hyperlink w:anchor="_Toc225951786" w:history="1">
+          <w:hyperlink w:anchor="_Toc227161533" w:history="1">
             <w:r>
               <w:rPr>
                 <w:rStyle w:val="Hyperlink"/>
@@ -1185,7 +1355,7 @@
                 <w:rStyle w:val="Hyperlink"/>
                 <w:noProof/>
               </w:rPr>
-              <w:t>DIAGRAMA DE CLASSE</w:t>
+              <w:t>DIAGRAMA DE SEQUÊNCIA</w:t>
             </w:r>
             <w:r>
               <w:rPr>
@@ -1206,7 +1376,7 @@
                 <w:noProof/>
                 <w:webHidden/>
               </w:rPr>
-              <w:instrText xml:space="preserve"> PAGEREF _Toc225951786 \h </w:instrText>
+              <w:instrText xml:space="preserve"> PAGEREF _Toc227161533 \h </w:instrText>
             </w:r>
             <w:r>
               <w:rPr>
@@ -1252,7 +1422,7 @@
               <w:sz w:val="24"/>
             </w:rPr>
           </w:pPr>
-          <w:hyperlink w:anchor="_Toc225951787" w:history="1">
+          <w:hyperlink w:anchor="_Toc227161534" w:history="1">
             <w:r>
               <w:rPr>
                 <w:rStyle w:val="Hyperlink"/>
@@ -1276,7 +1446,7 @@
                 <w:rStyle w:val="Hyperlink"/>
                 <w:noProof/>
               </w:rPr>
-              <w:t>DIAGRAMA DE SEQUÊNCIA</w:t>
+              <w:t>DIAGRAMA BANCO DE DADOS</w:t>
             </w:r>
             <w:r>
               <w:rPr>
@@ -1297,7 +1467,7 @@
                 <w:noProof/>
                 <w:webHidden/>
               </w:rPr>
-              <w:instrText xml:space="preserve"> PAGEREF _Toc225951787 \h </w:instrText>
+              <w:instrText xml:space="preserve"> PAGEREF _Toc227161534 \h </w:instrText>
             </w:r>
             <w:r>
               <w:rPr>
@@ -1318,97 +1488,6 @@
                 <w:webHidden/>
               </w:rPr>
               <w:t>11</w:t>
-            </w:r>
-            <w:r>
-              <w:rPr>
-                <w:noProof/>
-                <w:webHidden/>
-              </w:rPr>
-              <w:fldChar w:fldCharType="end"/>
-            </w:r>
-          </w:hyperlink>
-        </w:p>
-        <w:p>
-          <w:pPr>
-            <w:pStyle w:val="Sumrio1"/>
-            <w:tabs>
-              <w:tab w:val="left" w:pos="480"/>
-              <w:tab w:val="right" w:leader="dot" w:pos="8543"/>
-            </w:tabs>
-            <w:rPr>
-              <w:rFonts w:asciiTheme="minorHAnsi" w:eastAsiaTheme="minorEastAsia" w:hAnsiTheme="minorHAnsi" w:cstheme="minorBidi"/>
-              <w:b w:val="0"/>
-              <w:noProof/>
-              <w:color w:val="auto"/>
-              <w:sz w:val="24"/>
-            </w:rPr>
-          </w:pPr>
-          <w:hyperlink w:anchor="_Toc225951788" w:history="1">
-            <w:r>
-              <w:rPr>
-                <w:rStyle w:val="Hyperlink"/>
-                <w:bCs/>
-                <w:noProof/>
-              </w:rPr>
-              <w:t>9.</w:t>
-            </w:r>
-            <w:r>
-              <w:rPr>
-                <w:rFonts w:asciiTheme="minorHAnsi" w:eastAsiaTheme="minorEastAsia" w:hAnsiTheme="minorHAnsi" w:cstheme="minorBidi"/>
-                <w:b w:val="0"/>
-                <w:noProof/>
-                <w:color w:val="auto"/>
-                <w:sz w:val="24"/>
-              </w:rPr>
-              <w:tab/>
-            </w:r>
-            <w:r>
-              <w:rPr>
-                <w:rStyle w:val="Hyperlink"/>
-                <w:noProof/>
-              </w:rPr>
-              <w:t>DIAGRAMA BANCO DE DADOS</w:t>
-            </w:r>
-            <w:r>
-              <w:rPr>
-                <w:noProof/>
-                <w:webHidden/>
-              </w:rPr>
-              <w:tab/>
-            </w:r>
-            <w:r>
-              <w:rPr>
-                <w:noProof/>
-                <w:webHidden/>
-              </w:rPr>
-              <w:fldChar w:fldCharType="begin"/>
-            </w:r>
-            <w:r>
-              <w:rPr>
-                <w:noProof/>
-                <w:webHidden/>
-              </w:rPr>
-              <w:instrText xml:space="preserve"> PAGEREF _Toc225951788 \h </w:instrText>
-            </w:r>
-            <w:r>
-              <w:rPr>
-                <w:noProof/>
-                <w:webHidden/>
-              </w:rPr>
-            </w:r>
-            <w:r>
-              <w:rPr>
-                <w:noProof/>
-                <w:webHidden/>
-              </w:rPr>
-              <w:fldChar w:fldCharType="separate"/>
-            </w:r>
-            <w:r>
-              <w:rPr>
-                <w:noProof/>
-                <w:webHidden/>
-              </w:rPr>
-              <w:t>12</w:t>
             </w:r>
             <w:r>
               <w:rPr>
@@ -1421,6 +1500,10 @@
         </w:p>
         <w:p>
           <w:r>
+            <w:rPr>
+              <w:b/>
+              <w:bCs/>
+            </w:rPr>
             <w:fldChar w:fldCharType="end"/>
           </w:r>
         </w:p>
@@ -1428,14 +1511,11 @@
     </w:sdt>
     <w:p>
       <w:pPr>
-        <w:spacing w:after="212" w:line="259" w:lineRule="auto"/>
+        <w:spacing w:after="160" w:line="278" w:lineRule="auto"/>
         <w:ind w:left="0" w:firstLine="0"/>
       </w:pPr>
       <w:r>
-        <w:rPr>
-          <w:rFonts w:ascii="Calibri" w:eastAsia="Calibri" w:hAnsi="Calibri" w:cs="Calibri"/>
-        </w:rPr>
-        <w:t xml:space="preserve"> </w:t>
+        <w:br w:type="page"/>
       </w:r>
     </w:p>
     <w:p>
@@ -1443,65 +1523,40 @@
         <w:spacing w:after="0" w:line="259" w:lineRule="auto"/>
         <w:ind w:left="0" w:firstLine="0"/>
       </w:pPr>
-      <w:r>
-        <w:rPr>
-          <w:rFonts w:ascii="Arial" w:eastAsia="Arial" w:hAnsi="Arial" w:cs="Arial"/>
+    </w:p>
+    <w:p>
+      <w:r>
+        <w:t>MANUTENÇÃO INDUSTRIAL</w:t>
+      </w:r>
+    </w:p>
+    <w:p/>
+    <w:p>
+      <w:pPr>
+        <w:ind w:right="31"/>
+      </w:pPr>
+      <w:r>
+        <w:rPr>
+          <w:bCs/>
+        </w:rPr>
+        <w:t>Situação Problema:</w:t>
+      </w:r>
+      <w:r>
+        <w:rPr>
+          <w:b/>
         </w:rPr>
         <w:t xml:space="preserve"> </w:t>
       </w:r>
       <w:r>
-        <w:rPr>
-          <w:rFonts w:ascii="Arial" w:eastAsia="Arial" w:hAnsi="Arial" w:cs="Arial"/>
-        </w:rPr>
-        <w:tab/>
-      </w:r>
-      <w:r>
-        <w:rPr>
-          <w:rFonts w:ascii="Calibri" w:eastAsia="Calibri" w:hAnsi="Calibri" w:cs="Calibri"/>
-        </w:rPr>
-        <w:t xml:space="preserve"> </w:t>
-      </w:r>
-      <w:r>
-        <w:br w:type="page"/>
-      </w:r>
-    </w:p>
-    <w:p>
-      <w:pPr>
-        <w:pStyle w:val="Ttulo1"/>
-        <w:ind w:left="345" w:right="0" w:hanging="360"/>
-      </w:pPr>
-      <w:bookmarkStart w:id="0" w:name="_Toc225951778"/>
-      <w:r>
-        <w:lastRenderedPageBreak/>
-        <w:t>P</w:t>
-      </w:r>
-      <w:r>
-        <w:t>ROPOSTA 2: MANUTENÇÃO INDUSTRIAL</w:t>
-      </w:r>
-      <w:bookmarkEnd w:id="0"/>
-    </w:p>
-    <w:p/>
+        <w:t xml:space="preserve">"Na era da Indústria 4.0, a disponibilidade das máquinas é crucial para a produtividade. Paradas não planejadas custam milhares de reais e atrasam toda a cadeia produtiva. Fábricas modernas buscam migrar de anotações em papel para sistemas digitais que prevejam e registrem manutenções de forma eficiente." "O Senai contratou sua consultoria para acabar com as 'fichas de papel' penduradas nas máquinas. Eles precisam de um sistema centralizado onde a equipe de manutenção possa registrar intervenções e os gerentes possam acompanhar a saúde dos equipamentos em tempo real." </w:t>
+      </w:r>
+    </w:p>
     <w:p>
       <w:pPr>
         <w:ind w:right="31"/>
       </w:pPr>
       <w:r>
         <w:rPr>
-          <w:b/>
-        </w:rPr>
-        <w:t xml:space="preserve">Situação Problema: </w:t>
-      </w:r>
-      <w:r>
-        <w:t xml:space="preserve">"Na era da Indústria 4.0, a disponibilidade das máquinas é crucial para a produtividade. Paradas não planejadas custam milhares de reais e atrasam toda a cadeia produtiva. Fábricas modernas buscam migrar de anotações em papel para sistemas digitais que prevejam e registrem manutenções de forma eficiente." "O Senai contratou sua consultoria para acabar com as 'fichas de papel' penduradas nas máquinas. Eles precisam de um sistema centralizado onde a equipe de manutenção possa registrar intervenções e os gerentes possam acompanhar a saúde dos equipamentos em tempo real." </w:t>
-      </w:r>
-    </w:p>
-    <w:p>
-      <w:pPr>
-        <w:ind w:right="31"/>
-      </w:pPr>
-      <w:r>
-        <w:rPr>
-          <w:b/>
+          <w:bCs/>
         </w:rPr>
         <w:t>Desafio:</w:t>
       </w:r>
@@ -1523,76 +1578,87 @@
       <w:proofErr w:type="spellEnd"/>
       <w:r>
         <w:t xml:space="preserve">', uma API para controle de manutenção de maquinário industrial. O sistema deve garantir a integridade dos dados e permitir que técnicos registrem atividades através de futuros tablets ou terminais industriais." </w:t>
+      </w:r>
+      <w:r>
+        <w:br/>
       </w:r>
     </w:p>
     <w:p>
       <w:pPr>
         <w:spacing w:after="180" w:line="259" w:lineRule="auto"/>
         <w:ind w:left="-5"/>
-      </w:pPr>
-      <w:r>
-        <w:rPr>
-          <w:b/>
+        <w:rPr>
+          <w:bCs/>
+        </w:rPr>
+      </w:pPr>
+      <w:r>
+        <w:rPr>
+          <w:bCs/>
         </w:rPr>
         <w:t xml:space="preserve">Funcionalidades Essenciais: </w:t>
       </w:r>
     </w:p>
     <w:p>
       <w:pPr>
+        <w:pStyle w:val="PargrafodaLista"/>
         <w:numPr>
           <w:ilvl w:val="0"/>
-          <w:numId w:val="1"/>
+          <w:numId w:val="7"/>
         </w:numPr>
-        <w:ind w:right="31" w:hanging="226"/>
-      </w:pPr>
-      <w:r>
-        <w:t xml:space="preserve">Gestão de Técnicos e Acesso: Cadastro de técnicos especializados com autenticação segura.  </w:t>
-      </w:r>
-    </w:p>
-    <w:p>
-      <w:pPr>
+        <w:ind w:right="31"/>
+      </w:pPr>
+      <w:r>
+        <w:t>Gestão de Técnicos e Acesso: Cadastro de técnicos especializados com autenticação segura.</w:t>
+      </w:r>
+    </w:p>
+    <w:p>
+      <w:pPr>
+        <w:pStyle w:val="PargrafodaLista"/>
         <w:numPr>
           <w:ilvl w:val="0"/>
-          <w:numId w:val="1"/>
+          <w:numId w:val="7"/>
         </w:numPr>
-        <w:ind w:right="31" w:hanging="226"/>
-      </w:pPr>
-      <w:r>
-        <w:t xml:space="preserve">Inventário de Máquinas: Cadastro de equipamentos (Número de Série, Modelo, Localização no Galpão, Data de Instalação).  </w:t>
-      </w:r>
-    </w:p>
-    <w:p>
-      <w:pPr>
+        <w:ind w:right="31"/>
+      </w:pPr>
+      <w:r>
+        <w:t>Inventário de Máquinas: Cadastro de equipamentos (Número de Série, Modelo, Localização no Galpão, Data de Instalação).</w:t>
+      </w:r>
+    </w:p>
+    <w:p>
+      <w:pPr>
+        <w:pStyle w:val="PargrafodaLista"/>
         <w:numPr>
           <w:ilvl w:val="0"/>
-          <w:numId w:val="1"/>
+          <w:numId w:val="7"/>
         </w:numPr>
-        <w:ind w:right="31" w:hanging="226"/>
-      </w:pPr>
-      <w:r>
-        <w:t xml:space="preserve">Ordens de Serviço (O.S.): Criação de ordens de manutenção (Preventiva ou Corretiva), vinculando um técnico a uma máquina específica.  </w:t>
-      </w:r>
-    </w:p>
-    <w:p>
-      <w:pPr>
+        <w:ind w:right="31"/>
+      </w:pPr>
+      <w:r>
+        <w:t>Ordens de Serviço (O.S.): Criação de ordens de manutenção (Preventiva ou Corretiva), vinculando um técnico a uma máquina específica.</w:t>
+      </w:r>
+    </w:p>
+    <w:p>
+      <w:pPr>
+        <w:pStyle w:val="PargrafodaLista"/>
         <w:numPr>
           <w:ilvl w:val="0"/>
-          <w:numId w:val="1"/>
+          <w:numId w:val="7"/>
         </w:numPr>
-        <w:ind w:right="31" w:hanging="226"/>
-      </w:pPr>
-      <w:r>
-        <w:t xml:space="preserve">Histórico de Manutenções: Log completo de todas as intervenções realizadas em uma máquina, permitindo análise de reincidência de defeitos. </w:t>
-      </w:r>
-    </w:p>
-    <w:p>
-      <w:pPr>
+        <w:ind w:right="31"/>
+      </w:pPr>
+      <w:r>
+        <w:t>Histórico de Manutenções: Log completo de todas as intervenções realizadas em uma máquina, permitindo análise de reincidência de defeitos.</w:t>
+      </w:r>
+    </w:p>
+    <w:p>
+      <w:pPr>
+        <w:pStyle w:val="PargrafodaLista"/>
         <w:numPr>
           <w:ilvl w:val="0"/>
-          <w:numId w:val="1"/>
+          <w:numId w:val="7"/>
         </w:numPr>
         <w:spacing w:after="9"/>
-        <w:ind w:right="31" w:hanging="226"/>
+        <w:ind w:right="31"/>
       </w:pPr>
       <w:r>
         <w:t>Alertas de Status: Sistema para notificar quando uma máquina muda de status (</w:t>
@@ -1603,25 +1669,23 @@
       </w:r>
       <w:proofErr w:type="spellEnd"/>
       <w:r>
-        <w:t xml:space="preserve">: </w:t>
-      </w:r>
-    </w:p>
-    <w:p>
-      <w:pPr>
-        <w:ind w:right="31"/>
-      </w:pPr>
-      <w:r>
-        <w:t xml:space="preserve">"Máquina 04 em Parada Crítica" ou "Manutenção Concluída"). </w:t>
+        <w:t>:"Máquina 04 em Parada Crítica" ou "Manutenção Concluída").</w:t>
+      </w:r>
+      <w:r>
+        <w:br/>
       </w:r>
     </w:p>
     <w:p>
       <w:pPr>
         <w:spacing w:after="207" w:line="259" w:lineRule="auto"/>
         <w:ind w:left="-5"/>
-      </w:pPr>
-      <w:r>
-        <w:rPr>
-          <w:b/>
+        <w:rPr>
+          <w:bCs/>
+        </w:rPr>
+      </w:pPr>
+      <w:r>
+        <w:rPr>
+          <w:bCs/>
         </w:rPr>
         <w:t xml:space="preserve">Requisitos e Restrições: </w:t>
       </w:r>
@@ -1794,11 +1858,13 @@
         <w:pStyle w:val="Ttulo1"/>
         <w:ind w:left="345" w:right="0" w:hanging="360"/>
       </w:pPr>
-      <w:bookmarkStart w:id="1" w:name="_Toc225951779"/>
+      <w:bookmarkStart w:id="0" w:name="_Toc227161217"/>
+      <w:bookmarkStart w:id="1" w:name="_Toc227161524"/>
       <w:r>
         <w:lastRenderedPageBreak/>
         <w:t>LEVANTAMENTO DE REQUISITOS</w:t>
       </w:r>
+      <w:bookmarkEnd w:id="0"/>
       <w:bookmarkEnd w:id="1"/>
       <w:r>
         <w:t xml:space="preserve"> </w:t>
@@ -1817,234 +1883,282 @@
       <w:pPr>
         <w:spacing w:after="0"/>
         <w:ind w:right="31"/>
-      </w:pPr>
-    </w:p>
+        <w:rPr>
+          <w:rFonts w:ascii="Calibri" w:hAnsi="Calibri" w:cs="Calibri"/>
+          <w:iCs/>
+        </w:rPr>
+      </w:pPr>
+    </w:p>
+    <w:p>
+      <w:pPr>
+        <w:pStyle w:val="Ttulo2"/>
+      </w:pPr>
+      <w:bookmarkStart w:id="2" w:name="_Toc227161218"/>
+      <w:bookmarkStart w:id="3" w:name="_Toc227161525"/>
+      <w:r>
+        <w:t>REQUISITOS FUNCIONAIS</w:t>
+      </w:r>
+      <w:bookmarkEnd w:id="2"/>
+      <w:bookmarkEnd w:id="3"/>
+      <w:r>
+        <w:t xml:space="preserve"> </w:t>
+      </w:r>
+    </w:p>
+    <w:p>
+      <w:pPr>
+        <w:spacing w:after="208" w:line="259" w:lineRule="auto"/>
+        <w:ind w:left="0" w:firstLine="0"/>
+      </w:pPr>
+      <w:r>
+        <w:rPr>
+          <w:rFonts w:ascii="Calibri" w:eastAsia="Calibri" w:hAnsi="Calibri" w:cs="Calibri"/>
+        </w:rPr>
+        <w:t xml:space="preserve"> </w:t>
+      </w:r>
+    </w:p>
+    <w:tbl>
+      <w:tblPr>
+        <w:tblStyle w:val="Tabelacomgrade"/>
+        <w:tblW w:w="0" w:type="auto"/>
+        <w:tblInd w:w="345" w:type="dxa"/>
+        <w:tblLook w:val="04A0" w:firstRow="1" w:lastRow="0" w:firstColumn="1" w:lastColumn="0" w:noHBand="0" w:noVBand="1"/>
+      </w:tblPr>
+      <w:tblGrid>
+        <w:gridCol w:w="8198"/>
+      </w:tblGrid>
+      <w:tr>
+        <w:tc>
+          <w:tcPr>
+            <w:tcW w:w="8543" w:type="dxa"/>
+          </w:tcPr>
+          <w:p>
+            <w:pPr>
+              <w:spacing w:after="35"/>
+              <w:ind w:left="0" w:firstLine="0"/>
+            </w:pPr>
+            <w:r>
+              <w:rPr>
+                <w:b/>
+              </w:rPr>
+              <w:t>RF1</w:t>
+            </w:r>
+            <w:r>
+              <w:t xml:space="preserve"> O sistema deve coletar dados de sensores (vibração, temperatura e pressão) em tempo real. </w:t>
+            </w:r>
+          </w:p>
+        </w:tc>
+      </w:tr>
+      <w:tr>
+        <w:tc>
+          <w:tcPr>
+            <w:tcW w:w="8543" w:type="dxa"/>
+          </w:tcPr>
+          <w:p>
+            <w:pPr>
+              <w:spacing w:after="0"/>
+              <w:ind w:left="0" w:firstLine="0"/>
+            </w:pPr>
+            <w:r>
+              <w:rPr>
+                <w:b/>
+              </w:rPr>
+              <w:t>RF2</w:t>
+            </w:r>
+            <w:r>
+              <w:t xml:space="preserve"> O sistema deve armazenar os dados coletados em banco de dados histórico. </w:t>
+            </w:r>
+          </w:p>
+        </w:tc>
+      </w:tr>
+      <w:tr>
+        <w:tc>
+          <w:tcPr>
+            <w:tcW w:w="8543" w:type="dxa"/>
+          </w:tcPr>
+          <w:p>
+            <w:pPr>
+              <w:spacing w:after="35"/>
+              <w:ind w:left="0" w:firstLine="0"/>
+            </w:pPr>
+            <w:r>
+              <w:rPr>
+                <w:b/>
+              </w:rPr>
+              <w:t>RF3</w:t>
+            </w:r>
+            <w:r>
+              <w:t xml:space="preserve"> O sistema deve analisar automaticamente os dados utilizando algoritmos preditivos. </w:t>
+            </w:r>
+          </w:p>
+        </w:tc>
+      </w:tr>
+      <w:tr>
+        <w:tc>
+          <w:tcPr>
+            <w:tcW w:w="8543" w:type="dxa"/>
+          </w:tcPr>
+          <w:p>
+            <w:pPr>
+              <w:spacing w:after="0"/>
+              <w:ind w:left="0" w:firstLine="0"/>
+            </w:pPr>
+            <w:r>
+              <w:rPr>
+                <w:b/>
+              </w:rPr>
+              <w:t>RF4</w:t>
+            </w:r>
+            <w:r>
+              <w:t xml:space="preserve"> O sistema deve gerar alertas automáticos quando detectar anomalias. </w:t>
+            </w:r>
+          </w:p>
+        </w:tc>
+      </w:tr>
+      <w:tr>
+        <w:tc>
+          <w:tcPr>
+            <w:tcW w:w="8543" w:type="dxa"/>
+          </w:tcPr>
+          <w:p>
+            <w:pPr>
+              <w:spacing w:after="0"/>
+              <w:ind w:left="0" w:firstLine="0"/>
+            </w:pPr>
+            <w:r>
+              <w:rPr>
+                <w:b/>
+              </w:rPr>
+              <w:t>RF5</w:t>
+            </w:r>
+            <w:r>
+              <w:t xml:space="preserve"> O sistema deve permitir o cadastro de máquinas e equipamentos. </w:t>
+            </w:r>
+          </w:p>
+        </w:tc>
+      </w:tr>
+      <w:tr>
+        <w:tc>
+          <w:tcPr>
+            <w:tcW w:w="8543" w:type="dxa"/>
+          </w:tcPr>
+          <w:p>
+            <w:pPr>
+              <w:spacing w:after="35"/>
+              <w:ind w:left="0" w:firstLine="0"/>
+            </w:pPr>
+            <w:r>
+              <w:rPr>
+                <w:b/>
+              </w:rPr>
+              <w:t>RF6</w:t>
+            </w:r>
+            <w:r>
+              <w:t xml:space="preserve"> O sistema deve permitir o cadastro de usuários com diferentes níveis de acesso. </w:t>
+            </w:r>
+          </w:p>
+        </w:tc>
+      </w:tr>
+      <w:tr>
+        <w:tc>
+          <w:tcPr>
+            <w:tcW w:w="8543" w:type="dxa"/>
+          </w:tcPr>
+          <w:p>
+            <w:pPr>
+              <w:spacing w:after="0"/>
+              <w:ind w:left="0" w:firstLine="0"/>
+            </w:pPr>
+            <w:r>
+              <w:rPr>
+                <w:b/>
+              </w:rPr>
+              <w:t>RF7</w:t>
+            </w:r>
+            <w:r>
+              <w:t xml:space="preserve"> O sistema deve gerar relatórios de desempenho e histórico de falhas. </w:t>
+            </w:r>
+          </w:p>
+        </w:tc>
+      </w:tr>
+      <w:tr>
+        <w:tc>
+          <w:tcPr>
+            <w:tcW w:w="8543" w:type="dxa"/>
+          </w:tcPr>
+          <w:p>
+            <w:pPr>
+              <w:spacing w:after="0"/>
+              <w:ind w:left="0" w:firstLine="0"/>
+            </w:pPr>
+            <w:r>
+              <w:rPr>
+                <w:b/>
+              </w:rPr>
+              <w:t>RF8</w:t>
+            </w:r>
+            <w:r>
+              <w:t xml:space="preserve"> O sistema deve enviar notificações por e-mail ou aplicativo móvel. </w:t>
+            </w:r>
+          </w:p>
+        </w:tc>
+      </w:tr>
+      <w:tr>
+        <w:tc>
+          <w:tcPr>
+            <w:tcW w:w="8543" w:type="dxa"/>
+          </w:tcPr>
+          <w:p>
+            <w:pPr>
+              <w:spacing w:after="0"/>
+              <w:ind w:left="0" w:firstLine="0"/>
+            </w:pPr>
+            <w:r>
+              <w:rPr>
+                <w:b/>
+              </w:rPr>
+              <w:t>RF9</w:t>
+            </w:r>
+            <w:r>
+              <w:t xml:space="preserve"> O sistema deve permitir agendamento de manutenções preventivas. </w:t>
+            </w:r>
+          </w:p>
+        </w:tc>
+      </w:tr>
+      <w:tr>
+        <w:tc>
+          <w:tcPr>
+            <w:tcW w:w="8543" w:type="dxa"/>
+          </w:tcPr>
+          <w:p>
+            <w:pPr>
+              <w:spacing w:after="216"/>
+              <w:ind w:left="0" w:firstLine="0"/>
+            </w:pPr>
+            <w:r>
+              <w:rPr>
+                <w:b/>
+              </w:rPr>
+              <w:t>RF10</w:t>
+            </w:r>
+            <w:r>
+              <w:t xml:space="preserve"> O sistema deve exibir dashboard com indicadores (MTBF, MTTR, disponibilidade). </w:t>
+            </w:r>
+          </w:p>
+        </w:tc>
+      </w:tr>
+    </w:tbl>
     <w:p>
       <w:pPr>
         <w:pStyle w:val="Ttulo2"/>
         <w:ind w:left="777" w:hanging="432"/>
       </w:pPr>
-      <w:bookmarkStart w:id="2" w:name="_Toc225951780"/>
-      <w:r>
-        <w:t>REQUISITOS FUNCIONAIS</w:t>
-      </w:r>
-      <w:bookmarkEnd w:id="2"/>
-      <w:r>
-        <w:t xml:space="preserve"> </w:t>
-      </w:r>
-    </w:p>
-    <w:p>
-      <w:pPr>
-        <w:spacing w:after="208" w:line="259" w:lineRule="auto"/>
-        <w:ind w:left="0" w:firstLine="0"/>
-      </w:pPr>
-      <w:r>
-        <w:rPr>
-          <w:rFonts w:ascii="Calibri" w:eastAsia="Calibri" w:hAnsi="Calibri" w:cs="Calibri"/>
-        </w:rPr>
-        <w:t xml:space="preserve"> </w:t>
-      </w:r>
-    </w:p>
-    <w:p>
-      <w:pPr>
-        <w:numPr>
-          <w:ilvl w:val="0"/>
-          <w:numId w:val="2"/>
-        </w:numPr>
-        <w:spacing w:after="35"/>
-        <w:ind w:right="31" w:hanging="360"/>
-      </w:pPr>
-      <w:r>
-        <w:rPr>
-          <w:b/>
-        </w:rPr>
-        <w:t>RF1</w:t>
-      </w:r>
-      <w:r>
-        <w:t xml:space="preserve"> O sistema deve coletar dados de sensores (vibração, temperatura e pressão) em tempo real. </w:t>
-      </w:r>
-    </w:p>
-    <w:p>
-      <w:pPr>
-        <w:numPr>
-          <w:ilvl w:val="0"/>
-          <w:numId w:val="2"/>
-        </w:numPr>
-        <w:spacing w:after="0"/>
-        <w:ind w:right="31" w:hanging="360"/>
-      </w:pPr>
-      <w:r>
-        <w:rPr>
-          <w:b/>
-        </w:rPr>
-        <w:t>RF2</w:t>
-      </w:r>
-      <w:r>
-        <w:t xml:space="preserve"> O sistema deve armazenar os dados coletados em banco de dados histórico. </w:t>
-      </w:r>
-    </w:p>
-    <w:p>
-      <w:pPr>
-        <w:numPr>
-          <w:ilvl w:val="0"/>
-          <w:numId w:val="2"/>
-        </w:numPr>
-        <w:spacing w:after="35"/>
-        <w:ind w:right="31" w:hanging="360"/>
-      </w:pPr>
-      <w:r>
-        <w:rPr>
-          <w:b/>
-        </w:rPr>
-        <w:t>RF3</w:t>
-      </w:r>
-      <w:r>
-        <w:t xml:space="preserve"> O sistema deve analisar automaticamente os dados utilizando algoritmos preditivos. </w:t>
-      </w:r>
-    </w:p>
-    <w:p>
-      <w:pPr>
-        <w:numPr>
-          <w:ilvl w:val="0"/>
-          <w:numId w:val="2"/>
-        </w:numPr>
-        <w:spacing w:after="0"/>
-        <w:ind w:right="31" w:hanging="360"/>
-      </w:pPr>
-      <w:r>
-        <w:rPr>
-          <w:b/>
-        </w:rPr>
-        <w:t>RF4</w:t>
-      </w:r>
-      <w:r>
-        <w:t xml:space="preserve"> O sistema deve gerar alertas automáticos quando detectar anomalias. </w:t>
-      </w:r>
-    </w:p>
-    <w:p>
-      <w:pPr>
-        <w:numPr>
-          <w:ilvl w:val="0"/>
-          <w:numId w:val="2"/>
-        </w:numPr>
-        <w:spacing w:after="0"/>
-        <w:ind w:right="31" w:hanging="360"/>
-      </w:pPr>
-      <w:r>
-        <w:rPr>
-          <w:b/>
-        </w:rPr>
-        <w:t>RF5</w:t>
-      </w:r>
-      <w:r>
-        <w:t xml:space="preserve"> O sistema deve permitir o cadastro de máquinas e equipamentos. </w:t>
-      </w:r>
-    </w:p>
-    <w:p>
-      <w:pPr>
-        <w:numPr>
-          <w:ilvl w:val="0"/>
-          <w:numId w:val="2"/>
-        </w:numPr>
-        <w:spacing w:after="35"/>
-        <w:ind w:right="31" w:hanging="360"/>
-      </w:pPr>
-      <w:r>
-        <w:rPr>
-          <w:b/>
-        </w:rPr>
-        <w:t>RF6</w:t>
-      </w:r>
-      <w:r>
-        <w:t xml:space="preserve"> O sistema deve permitir o cadastro de usuários com diferentes níveis de acesso. </w:t>
-      </w:r>
-    </w:p>
-    <w:p>
-      <w:pPr>
-        <w:numPr>
-          <w:ilvl w:val="0"/>
-          <w:numId w:val="2"/>
-        </w:numPr>
-        <w:spacing w:after="0"/>
-        <w:ind w:right="31" w:hanging="360"/>
-      </w:pPr>
-      <w:r>
-        <w:rPr>
-          <w:b/>
-        </w:rPr>
-        <w:t>RF7</w:t>
-      </w:r>
-      <w:r>
-        <w:t xml:space="preserve"> O sistema deve gerar relatórios de desempenho e histórico de falhas. </w:t>
-      </w:r>
-    </w:p>
-    <w:p>
-      <w:pPr>
-        <w:numPr>
-          <w:ilvl w:val="0"/>
-          <w:numId w:val="2"/>
-        </w:numPr>
-        <w:spacing w:after="0"/>
-        <w:ind w:right="31" w:hanging="360"/>
-      </w:pPr>
-      <w:r>
-        <w:rPr>
-          <w:b/>
-        </w:rPr>
-        <w:t>RF8</w:t>
-      </w:r>
-      <w:r>
-        <w:t xml:space="preserve"> O sistema deve enviar notificações por e-mail ou aplicativo móvel. </w:t>
-      </w:r>
-    </w:p>
-    <w:p>
-      <w:pPr>
-        <w:numPr>
-          <w:ilvl w:val="0"/>
-          <w:numId w:val="2"/>
-        </w:numPr>
-        <w:spacing w:after="0"/>
-        <w:ind w:right="31" w:hanging="360"/>
-      </w:pPr>
-      <w:r>
-        <w:rPr>
-          <w:b/>
-        </w:rPr>
-        <w:t>RF9</w:t>
-      </w:r>
-      <w:r>
-        <w:t xml:space="preserve"> O sistema deve permitir agendamento de manutenções preventivas. </w:t>
-      </w:r>
-    </w:p>
-    <w:p>
-      <w:pPr>
-        <w:numPr>
-          <w:ilvl w:val="0"/>
-          <w:numId w:val="2"/>
-        </w:numPr>
-        <w:spacing w:after="216"/>
-        <w:ind w:right="31" w:hanging="360"/>
-      </w:pPr>
-      <w:r>
-        <w:rPr>
-          <w:b/>
-        </w:rPr>
-        <w:t>RF10</w:t>
-      </w:r>
-      <w:r>
-        <w:t xml:space="preserve"> O sistema deve exibir dashboard com indicadores (MTBF, MTTR, disponibilidade). </w:t>
-      </w:r>
-    </w:p>
-    <w:p>
-      <w:pPr>
-        <w:pStyle w:val="Ttulo2"/>
-        <w:ind w:left="777" w:hanging="432"/>
-      </w:pPr>
-      <w:bookmarkStart w:id="3" w:name="_Toc225951781"/>
+      <w:bookmarkStart w:id="4" w:name="_Toc227161219"/>
+      <w:bookmarkStart w:id="5" w:name="_Toc227161526"/>
       <w:r>
         <w:t>REQUISITOS NÃO FUNCIONAIS</w:t>
       </w:r>
-      <w:bookmarkEnd w:id="3"/>
+      <w:bookmarkEnd w:id="4"/>
+      <w:bookmarkEnd w:id="5"/>
       <w:r>
         <w:t xml:space="preserve"> </w:t>
       </w:r>
@@ -2061,157 +2175,192 @@
         <w:t xml:space="preserve"> </w:t>
       </w:r>
     </w:p>
-    <w:p>
-      <w:pPr>
-        <w:numPr>
-          <w:ilvl w:val="0"/>
-          <w:numId w:val="3"/>
-        </w:numPr>
-        <w:spacing w:after="37"/>
-        <w:ind w:right="31" w:hanging="360"/>
-      </w:pPr>
-      <w:r>
-        <w:rPr>
-          <w:b/>
-        </w:rPr>
-        <w:t>RNF1</w:t>
-      </w:r>
-      <w:r>
-        <w:t xml:space="preserve"> Desempenho: O sistema deve processar e exibir dados em até 3 segundos após a coleta. </w:t>
-      </w:r>
-    </w:p>
-    <w:p>
-      <w:pPr>
-        <w:numPr>
-          <w:ilvl w:val="0"/>
-          <w:numId w:val="3"/>
-        </w:numPr>
-        <w:spacing w:after="0"/>
-        <w:ind w:right="31" w:hanging="360"/>
-      </w:pPr>
-      <w:r>
-        <w:rPr>
-          <w:b/>
-        </w:rPr>
-        <w:t>RNF2</w:t>
-      </w:r>
-      <w:r>
-        <w:t xml:space="preserve"> Disponibilidade: O sistema deve estar disponível 99% do tempo. </w:t>
-      </w:r>
-    </w:p>
-    <w:p>
-      <w:pPr>
-        <w:numPr>
-          <w:ilvl w:val="0"/>
-          <w:numId w:val="3"/>
-        </w:numPr>
-        <w:spacing w:after="37"/>
-        <w:ind w:right="31" w:hanging="360"/>
-      </w:pPr>
-      <w:r>
-        <w:rPr>
-          <w:b/>
-        </w:rPr>
-        <w:t>RNF3</w:t>
-      </w:r>
-      <w:r>
-        <w:t xml:space="preserve"> Segurança: O sistema deve possuir autenticação por login e senha criptografada. </w:t>
-      </w:r>
-    </w:p>
-    <w:p>
-      <w:pPr>
-        <w:numPr>
-          <w:ilvl w:val="0"/>
-          <w:numId w:val="3"/>
-        </w:numPr>
-        <w:spacing w:after="35"/>
-        <w:ind w:right="31" w:hanging="360"/>
-      </w:pPr>
-      <w:r>
-        <w:rPr>
-          <w:b/>
-        </w:rPr>
-        <w:t>RNF4</w:t>
-      </w:r>
-      <w:r>
-        <w:t xml:space="preserve"> Escalabilidade: O sistema deve suportar no mínimo 500 equipamentos cadastrados. </w:t>
-      </w:r>
-    </w:p>
-    <w:p>
-      <w:pPr>
-        <w:numPr>
-          <w:ilvl w:val="0"/>
-          <w:numId w:val="3"/>
-        </w:numPr>
-        <w:spacing w:after="37"/>
-        <w:ind w:right="31" w:hanging="360"/>
-      </w:pPr>
-      <w:r>
-        <w:rPr>
-          <w:b/>
-        </w:rPr>
-        <w:t>RNF5</w:t>
-      </w:r>
-      <w:r>
-        <w:t xml:space="preserve"> Usabilidade: A interface deve ser intuitiva e permitir treinamento em no máximo 4 horas. </w:t>
-      </w:r>
-    </w:p>
-    <w:p>
-      <w:pPr>
-        <w:numPr>
-          <w:ilvl w:val="0"/>
-          <w:numId w:val="3"/>
-        </w:numPr>
-        <w:spacing w:after="0"/>
-        <w:ind w:right="31" w:hanging="360"/>
-      </w:pPr>
-      <w:r>
-        <w:rPr>
-          <w:b/>
-        </w:rPr>
-        <w:t>RNF6</w:t>
-      </w:r>
-      <w:r>
-        <w:t xml:space="preserve"> Confiabilidade: Os dados devem possuir backup automático diário. </w:t>
-      </w:r>
-    </w:p>
-    <w:p>
-      <w:pPr>
-        <w:numPr>
-          <w:ilvl w:val="0"/>
-          <w:numId w:val="3"/>
-        </w:numPr>
-        <w:spacing w:after="37"/>
-        <w:ind w:right="31" w:hanging="360"/>
-      </w:pPr>
-      <w:r>
-        <w:rPr>
-          <w:b/>
-        </w:rPr>
-        <w:t>RNF7</w:t>
-      </w:r>
-      <w:r>
-        <w:t xml:space="preserve"> Compatibilidade: O sistema deve funcionar em navegadores atualizados (Chrome, Edge e Firefox). </w:t>
-      </w:r>
-    </w:p>
-    <w:p>
-      <w:pPr>
-        <w:numPr>
-          <w:ilvl w:val="0"/>
-          <w:numId w:val="3"/>
-        </w:numPr>
-        <w:ind w:right="31" w:hanging="360"/>
-      </w:pPr>
-      <w:r>
-        <w:rPr>
-          <w:b/>
-        </w:rPr>
-        <w:t>RNF8</w:t>
-      </w:r>
-      <w:r>
-        <w:t xml:space="preserve"> Manutenibilidade: O sistema deve permitir atualização de software sem interromper o funcionamento por mais de 10 minutos. </w:t>
-      </w:r>
-    </w:p>
+    <w:tbl>
+      <w:tblPr>
+        <w:tblStyle w:val="Tabelacomgrade"/>
+        <w:tblW w:w="0" w:type="auto"/>
+        <w:tblInd w:w="345" w:type="dxa"/>
+        <w:tblLook w:val="04A0" w:firstRow="1" w:lastRow="0" w:firstColumn="1" w:lastColumn="0" w:noHBand="0" w:noVBand="1"/>
+      </w:tblPr>
+      <w:tblGrid>
+        <w:gridCol w:w="8198"/>
+      </w:tblGrid>
+      <w:tr>
+        <w:tc>
+          <w:tcPr>
+            <w:tcW w:w="8543" w:type="dxa"/>
+          </w:tcPr>
+          <w:p>
+            <w:pPr>
+              <w:spacing w:after="37"/>
+              <w:ind w:left="0" w:firstLine="0"/>
+            </w:pPr>
+            <w:r>
+              <w:rPr>
+                <w:b/>
+              </w:rPr>
+              <w:t>RNF1</w:t>
+            </w:r>
+            <w:r>
+              <w:t xml:space="preserve"> Desempenho: O sistema deve processar e exibir dados em até 3 segundos após a coleta. </w:t>
+            </w:r>
+          </w:p>
+        </w:tc>
+      </w:tr>
+      <w:tr>
+        <w:tc>
+          <w:tcPr>
+            <w:tcW w:w="8543" w:type="dxa"/>
+          </w:tcPr>
+          <w:p>
+            <w:pPr>
+              <w:spacing w:after="0"/>
+              <w:ind w:left="0" w:firstLine="0"/>
+            </w:pPr>
+            <w:r>
+              <w:rPr>
+                <w:b/>
+              </w:rPr>
+              <w:t>RNF2</w:t>
+            </w:r>
+            <w:r>
+              <w:t xml:space="preserve"> Disponibilidade: O sistema deve estar disponível 99% do tempo. </w:t>
+            </w:r>
+          </w:p>
+        </w:tc>
+      </w:tr>
+      <w:tr>
+        <w:tc>
+          <w:tcPr>
+            <w:tcW w:w="8543" w:type="dxa"/>
+          </w:tcPr>
+          <w:p>
+            <w:pPr>
+              <w:spacing w:after="37"/>
+              <w:ind w:left="0" w:firstLine="0"/>
+            </w:pPr>
+            <w:r>
+              <w:rPr>
+                <w:b/>
+              </w:rPr>
+              <w:t>RNF3</w:t>
+            </w:r>
+            <w:r>
+              <w:t xml:space="preserve"> Segurança: O sistema deve possuir autenticação por login e senha criptografada. </w:t>
+            </w:r>
+          </w:p>
+        </w:tc>
+      </w:tr>
+      <w:tr>
+        <w:tc>
+          <w:tcPr>
+            <w:tcW w:w="8543" w:type="dxa"/>
+          </w:tcPr>
+          <w:p>
+            <w:pPr>
+              <w:spacing w:after="35"/>
+              <w:ind w:left="0" w:firstLine="0"/>
+            </w:pPr>
+            <w:r>
+              <w:rPr>
+                <w:b/>
+              </w:rPr>
+              <w:t>RNF4</w:t>
+            </w:r>
+            <w:r>
+              <w:t xml:space="preserve"> Escalabilidade: O sistema deve suportar no mínimo 500 equipamentos cadastrados. </w:t>
+            </w:r>
+          </w:p>
+        </w:tc>
+      </w:tr>
+      <w:tr>
+        <w:tc>
+          <w:tcPr>
+            <w:tcW w:w="8543" w:type="dxa"/>
+          </w:tcPr>
+          <w:p>
+            <w:pPr>
+              <w:spacing w:after="37"/>
+              <w:ind w:left="0" w:firstLine="0"/>
+            </w:pPr>
+            <w:r>
+              <w:rPr>
+                <w:b/>
+              </w:rPr>
+              <w:t>RNF5</w:t>
+            </w:r>
+            <w:r>
+              <w:t xml:space="preserve"> Usabilidade: A interface deve ser intuitiva e permitir treinamento em no máximo 4 horas. </w:t>
+            </w:r>
+          </w:p>
+        </w:tc>
+      </w:tr>
+      <w:tr>
+        <w:tc>
+          <w:tcPr>
+            <w:tcW w:w="8543" w:type="dxa"/>
+          </w:tcPr>
+          <w:p>
+            <w:pPr>
+              <w:spacing w:after="0"/>
+              <w:ind w:left="0" w:firstLine="0"/>
+            </w:pPr>
+            <w:r>
+              <w:rPr>
+                <w:b/>
+              </w:rPr>
+              <w:t>RNF6</w:t>
+            </w:r>
+            <w:r>
+              <w:t xml:space="preserve"> Confiabilidade: Os dados devem possuir backup automático diário. </w:t>
+            </w:r>
+          </w:p>
+        </w:tc>
+      </w:tr>
+      <w:tr>
+        <w:tc>
+          <w:tcPr>
+            <w:tcW w:w="8543" w:type="dxa"/>
+          </w:tcPr>
+          <w:p>
+            <w:pPr>
+              <w:spacing w:after="37"/>
+              <w:ind w:left="0" w:firstLine="0"/>
+            </w:pPr>
+            <w:r>
+              <w:rPr>
+                <w:b/>
+              </w:rPr>
+              <w:t>RNF7</w:t>
+            </w:r>
+            <w:r>
+              <w:t xml:space="preserve"> Compatibilidade: O sistema deve funcionar em navegadores atualizados (Chrome, Edge e Firefox). </w:t>
+            </w:r>
+          </w:p>
+        </w:tc>
+      </w:tr>
+      <w:tr>
+        <w:tc>
+          <w:tcPr>
+            <w:tcW w:w="8543" w:type="dxa"/>
+          </w:tcPr>
+          <w:p>
+            <w:pPr>
+              <w:ind w:left="0" w:firstLine="0"/>
+            </w:pPr>
+            <w:r>
+              <w:rPr>
+                <w:b/>
+              </w:rPr>
+              <w:t>RNF8</w:t>
+            </w:r>
+            <w:r>
+              <w:t xml:space="preserve"> Manutenibilidade: O sistema deve permitir atualização de software sem interromper o funcionamento por mais de 10 minutos. </w:t>
+            </w:r>
+          </w:p>
+        </w:tc>
+      </w:tr>
+    </w:tbl>
     <w:p>
       <w:pPr>
         <w:spacing w:after="183" w:line="259" w:lineRule="auto"/>
@@ -2254,17 +2403,33 @@
     <w:p>
       <w:pPr>
         <w:pStyle w:val="Ttulo1"/>
-        <w:spacing w:after="0"/>
-        <w:ind w:left="345" w:right="0" w:hanging="360"/>
-      </w:pPr>
-      <w:bookmarkStart w:id="4" w:name="_Toc225951782"/>
+      </w:pPr>
+      <w:bookmarkStart w:id="6" w:name="_Toc227161220"/>
+      <w:bookmarkStart w:id="7" w:name="_Toc227161527"/>
       <w:r>
         <w:lastRenderedPageBreak/>
         <w:t>PRIORIZAÇÃO</w:t>
       </w:r>
-      <w:bookmarkEnd w:id="4"/>
-      <w:r>
-        <w:t xml:space="preserve">  </w:t>
+      <w:bookmarkEnd w:id="6"/>
+      <w:bookmarkEnd w:id="7"/>
+    </w:p>
+    <w:p>
+      <w:r>
+        <w:br/>
+      </w:r>
+      <w:r>
+        <w:t xml:space="preserve">O método </w:t>
+      </w:r>
+      <w:proofErr w:type="spellStart"/>
+      <w:r>
+        <w:t>MoSCoW</w:t>
+      </w:r>
+      <w:proofErr w:type="spellEnd"/>
+      <w:r>
+        <w:t xml:space="preserve"> é uma técnica de priorização que organiza requisitos em quatro níveis. Ele serve para gerenciar o foco e alinhar expectativas com os stakeholders, evitando o desperdício de recursos enquanto o projeto ainda não está pronto</w:t>
+      </w:r>
+      <w:r>
+        <w:t>.</w:t>
       </w:r>
     </w:p>
     <w:p>
@@ -2387,8 +2552,9 @@
     <w:tbl>
       <w:tblPr>
         <w:tblStyle w:val="TableGrid"/>
-        <w:tblW w:w="8495" w:type="dxa"/>
+        <w:tblW w:w="8779" w:type="dxa"/>
         <w:tblInd w:w="5" w:type="dxa"/>
+        <w:tblLayout w:type="fixed"/>
         <w:tblCellMar>
           <w:top w:w="62" w:type="dxa"/>
           <w:left w:w="108" w:type="dxa"/>
@@ -2397,9 +2563,9 @@
         <w:tblLook w:val="04A0" w:firstRow="1" w:lastRow="0" w:firstColumn="1" w:lastColumn="0" w:noHBand="0" w:noVBand="1"/>
       </w:tblPr>
       <w:tblGrid>
-        <w:gridCol w:w="3367"/>
-        <w:gridCol w:w="1556"/>
-        <w:gridCol w:w="3572"/>
+        <w:gridCol w:w="3392"/>
+        <w:gridCol w:w="1418"/>
+        <w:gridCol w:w="3969"/>
       </w:tblGrid>
       <w:tr>
         <w:trPr>
@@ -2407,7 +2573,7 @@
         </w:trPr>
         <w:tc>
           <w:tcPr>
-            <w:tcW w:w="3368" w:type="dxa"/>
+            <w:tcW w:w="3392" w:type="dxa"/>
             <w:tcBorders>
               <w:top w:val="single" w:sz="4" w:space="0" w:color="000000"/>
               <w:left w:val="single" w:sz="4" w:space="0" w:color="000000"/>
@@ -2430,7 +2596,7 @@
         </w:tc>
         <w:tc>
           <w:tcPr>
-            <w:tcW w:w="1556" w:type="dxa"/>
+            <w:tcW w:w="1418" w:type="dxa"/>
             <w:tcBorders>
               <w:top w:val="single" w:sz="4" w:space="0" w:color="000000"/>
               <w:left w:val="single" w:sz="4" w:space="0" w:color="000000"/>
@@ -2453,7 +2619,7 @@
         </w:tc>
         <w:tc>
           <w:tcPr>
-            <w:tcW w:w="3572" w:type="dxa"/>
+            <w:tcW w:w="3969" w:type="dxa"/>
             <w:tcBorders>
               <w:top w:val="single" w:sz="4" w:space="0" w:color="000000"/>
               <w:left w:val="single" w:sz="4" w:space="0" w:color="000000"/>
@@ -2477,11 +2643,11 @@
       </w:tr>
       <w:tr>
         <w:trPr>
-          <w:trHeight w:val="1128"/>
+          <w:trHeight w:val="609"/>
         </w:trPr>
         <w:tc>
           <w:tcPr>
-            <w:tcW w:w="3368" w:type="dxa"/>
+            <w:tcW w:w="3392" w:type="dxa"/>
             <w:tcBorders>
               <w:top w:val="single" w:sz="4" w:space="0" w:color="000000"/>
               <w:left w:val="single" w:sz="4" w:space="0" w:color="000000"/>
@@ -2504,7 +2670,7 @@
         </w:tc>
         <w:tc>
           <w:tcPr>
-            <w:tcW w:w="1556" w:type="dxa"/>
+            <w:tcW w:w="1418" w:type="dxa"/>
             <w:tcBorders>
               <w:top w:val="single" w:sz="4" w:space="0" w:color="000000"/>
               <w:left w:val="single" w:sz="4" w:space="0" w:color="000000"/>
@@ -2516,30 +2682,31 @@
             <w:pPr>
               <w:spacing w:after="19" w:line="259" w:lineRule="auto"/>
               <w:ind w:left="0" w:firstLine="0"/>
+              <w:jc w:val="center"/>
             </w:pPr>
             <w:r>
               <w:rPr>
                 <w:b/>
               </w:rPr>
-              <w:t xml:space="preserve">MUST </w:t>
-            </w:r>
-          </w:p>
-          <w:p>
-            <w:pPr>
-              <w:spacing w:after="0" w:line="259" w:lineRule="auto"/>
-              <w:ind w:left="0" w:firstLine="0"/>
-            </w:pPr>
+              <w:t>M</w:t>
+            </w:r>
             <w:r>
               <w:rPr>
                 <w:b/>
               </w:rPr>
-              <w:t xml:space="preserve">HAVE </w:t>
+              <w:t xml:space="preserve">. </w:t>
+            </w:r>
+            <w:r>
+              <w:rPr>
+                <w:b/>
+              </w:rPr>
+              <w:t>H</w:t>
             </w:r>
           </w:p>
         </w:tc>
         <w:tc>
           <w:tcPr>
-            <w:tcW w:w="3572" w:type="dxa"/>
+            <w:tcW w:w="3969" w:type="dxa"/>
             <w:tcBorders>
               <w:top w:val="single" w:sz="4" w:space="0" w:color="000000"/>
               <w:left w:val="single" w:sz="4" w:space="0" w:color="000000"/>
@@ -2560,11 +2727,11 @@
       </w:tr>
       <w:tr>
         <w:trPr>
-          <w:trHeight w:val="1130"/>
+          <w:trHeight w:val="634"/>
         </w:trPr>
         <w:tc>
           <w:tcPr>
-            <w:tcW w:w="3368" w:type="dxa"/>
+            <w:tcW w:w="3392" w:type="dxa"/>
             <w:tcBorders>
               <w:top w:val="single" w:sz="4" w:space="0" w:color="000000"/>
               <w:left w:val="single" w:sz="4" w:space="0" w:color="000000"/>
@@ -2587,7 +2754,7 @@
         </w:tc>
         <w:tc>
           <w:tcPr>
-            <w:tcW w:w="1556" w:type="dxa"/>
+            <w:tcW w:w="1418" w:type="dxa"/>
             <w:tcBorders>
               <w:top w:val="single" w:sz="4" w:space="0" w:color="000000"/>
               <w:left w:val="single" w:sz="4" w:space="0" w:color="000000"/>
@@ -2597,32 +2764,21 @@
           </w:tcPr>
           <w:p>
             <w:pPr>
-              <w:spacing w:after="19" w:line="259" w:lineRule="auto"/>
-              <w:ind w:left="0" w:firstLine="0"/>
-            </w:pPr>
-            <w:r>
-              <w:rPr>
-                <w:b/>
-              </w:rPr>
-              <w:t xml:space="preserve">MUST </w:t>
-            </w:r>
-          </w:p>
-          <w:p>
-            <w:pPr>
               <w:spacing w:after="0" w:line="259" w:lineRule="auto"/>
               <w:ind w:left="0" w:firstLine="0"/>
+              <w:jc w:val="center"/>
             </w:pPr>
             <w:r>
               <w:rPr>
                 <w:b/>
               </w:rPr>
-              <w:t xml:space="preserve">HAVE </w:t>
+              <w:t>M. H</w:t>
             </w:r>
           </w:p>
         </w:tc>
         <w:tc>
           <w:tcPr>
-            <w:tcW w:w="3572" w:type="dxa"/>
+            <w:tcW w:w="3969" w:type="dxa"/>
             <w:tcBorders>
               <w:top w:val="single" w:sz="4" w:space="0" w:color="000000"/>
               <w:left w:val="single" w:sz="4" w:space="0" w:color="000000"/>
@@ -2643,11 +2799,11 @@
       </w:tr>
       <w:tr>
         <w:trPr>
-          <w:trHeight w:val="809"/>
+          <w:trHeight w:val="649"/>
         </w:trPr>
         <w:tc>
           <w:tcPr>
-            <w:tcW w:w="3368" w:type="dxa"/>
+            <w:tcW w:w="3392" w:type="dxa"/>
             <w:tcBorders>
               <w:top w:val="single" w:sz="4" w:space="0" w:color="000000"/>
               <w:left w:val="single" w:sz="4" w:space="0" w:color="000000"/>
@@ -2670,7 +2826,7 @@
         </w:tc>
         <w:tc>
           <w:tcPr>
-            <w:tcW w:w="1556" w:type="dxa"/>
+            <w:tcW w:w="1418" w:type="dxa"/>
             <w:tcBorders>
               <w:top w:val="single" w:sz="4" w:space="0" w:color="000000"/>
               <w:left w:val="single" w:sz="4" w:space="0" w:color="000000"/>
@@ -2680,32 +2836,21 @@
           </w:tcPr>
           <w:p>
             <w:pPr>
-              <w:spacing w:after="19" w:line="259" w:lineRule="auto"/>
-              <w:ind w:left="0" w:firstLine="0"/>
-            </w:pPr>
-            <w:r>
-              <w:rPr>
-                <w:b/>
-              </w:rPr>
-              <w:t xml:space="preserve">MUST </w:t>
-            </w:r>
-          </w:p>
-          <w:p>
-            <w:pPr>
               <w:spacing w:after="0" w:line="259" w:lineRule="auto"/>
               <w:ind w:left="0" w:firstLine="0"/>
+              <w:jc w:val="center"/>
             </w:pPr>
             <w:r>
               <w:rPr>
                 <w:b/>
               </w:rPr>
-              <w:t xml:space="preserve">HAVE </w:t>
+              <w:t>M. H</w:t>
             </w:r>
           </w:p>
         </w:tc>
         <w:tc>
           <w:tcPr>
-            <w:tcW w:w="3572" w:type="dxa"/>
+            <w:tcW w:w="3969" w:type="dxa"/>
             <w:tcBorders>
               <w:top w:val="single" w:sz="4" w:space="0" w:color="000000"/>
               <w:left w:val="single" w:sz="4" w:space="0" w:color="000000"/>
@@ -2726,11 +2871,11 @@
       </w:tr>
       <w:tr>
         <w:trPr>
-          <w:trHeight w:val="809"/>
+          <w:trHeight w:val="759"/>
         </w:trPr>
         <w:tc>
           <w:tcPr>
-            <w:tcW w:w="3368" w:type="dxa"/>
+            <w:tcW w:w="3392" w:type="dxa"/>
             <w:tcBorders>
               <w:top w:val="single" w:sz="4" w:space="0" w:color="000000"/>
               <w:left w:val="single" w:sz="4" w:space="0" w:color="000000"/>
@@ -2753,7 +2898,7 @@
         </w:tc>
         <w:tc>
           <w:tcPr>
-            <w:tcW w:w="1556" w:type="dxa"/>
+            <w:tcW w:w="1418" w:type="dxa"/>
             <w:tcBorders>
               <w:top w:val="single" w:sz="4" w:space="0" w:color="000000"/>
               <w:left w:val="single" w:sz="4" w:space="0" w:color="000000"/>
@@ -2763,32 +2908,21 @@
           </w:tcPr>
           <w:p>
             <w:pPr>
-              <w:spacing w:after="19" w:line="259" w:lineRule="auto"/>
-              <w:ind w:left="0" w:firstLine="0"/>
-            </w:pPr>
-            <w:r>
-              <w:rPr>
-                <w:b/>
-              </w:rPr>
-              <w:t xml:space="preserve">MUST </w:t>
-            </w:r>
-          </w:p>
-          <w:p>
-            <w:pPr>
               <w:spacing w:after="0" w:line="259" w:lineRule="auto"/>
               <w:ind w:left="0" w:firstLine="0"/>
+              <w:jc w:val="center"/>
             </w:pPr>
             <w:r>
               <w:rPr>
                 <w:b/>
               </w:rPr>
-              <w:t xml:space="preserve">HAVE </w:t>
+              <w:t>M. H</w:t>
             </w:r>
           </w:p>
         </w:tc>
         <w:tc>
           <w:tcPr>
-            <w:tcW w:w="3572" w:type="dxa"/>
+            <w:tcW w:w="3969" w:type="dxa"/>
             <w:tcBorders>
               <w:top w:val="single" w:sz="4" w:space="0" w:color="000000"/>
               <w:left w:val="single" w:sz="4" w:space="0" w:color="000000"/>
@@ -2809,11 +2943,11 @@
       </w:tr>
       <w:tr>
         <w:trPr>
-          <w:trHeight w:val="809"/>
+          <w:trHeight w:val="643"/>
         </w:trPr>
         <w:tc>
           <w:tcPr>
-            <w:tcW w:w="3368" w:type="dxa"/>
+            <w:tcW w:w="3392" w:type="dxa"/>
             <w:tcBorders>
               <w:top w:val="single" w:sz="4" w:space="0" w:color="000000"/>
               <w:left w:val="single" w:sz="4" w:space="0" w:color="000000"/>
@@ -2836,7 +2970,7 @@
         </w:tc>
         <w:tc>
           <w:tcPr>
-            <w:tcW w:w="1556" w:type="dxa"/>
+            <w:tcW w:w="1418" w:type="dxa"/>
             <w:tcBorders>
               <w:top w:val="single" w:sz="4" w:space="0" w:color="000000"/>
               <w:left w:val="single" w:sz="4" w:space="0" w:color="000000"/>
@@ -2846,32 +2980,21 @@
           </w:tcPr>
           <w:p>
             <w:pPr>
-              <w:spacing w:after="21" w:line="259" w:lineRule="auto"/>
-              <w:ind w:left="0" w:firstLine="0"/>
-            </w:pPr>
-            <w:r>
-              <w:rPr>
-                <w:b/>
-              </w:rPr>
-              <w:t xml:space="preserve">MUST </w:t>
-            </w:r>
-          </w:p>
-          <w:p>
-            <w:pPr>
               <w:spacing w:after="0" w:line="259" w:lineRule="auto"/>
               <w:ind w:left="0" w:firstLine="0"/>
+              <w:jc w:val="center"/>
             </w:pPr>
             <w:r>
               <w:rPr>
                 <w:b/>
               </w:rPr>
-              <w:t xml:space="preserve">HAVE </w:t>
+              <w:t>M. H</w:t>
             </w:r>
           </w:p>
         </w:tc>
         <w:tc>
           <w:tcPr>
-            <w:tcW w:w="3572" w:type="dxa"/>
+            <w:tcW w:w="3969" w:type="dxa"/>
             <w:tcBorders>
               <w:top w:val="single" w:sz="4" w:space="0" w:color="000000"/>
               <w:left w:val="single" w:sz="4" w:space="0" w:color="000000"/>
@@ -2892,11 +3015,11 @@
       </w:tr>
       <w:tr>
         <w:trPr>
-          <w:trHeight w:val="811"/>
+          <w:trHeight w:val="640"/>
         </w:trPr>
         <w:tc>
           <w:tcPr>
-            <w:tcW w:w="3368" w:type="dxa"/>
+            <w:tcW w:w="3392" w:type="dxa"/>
             <w:tcBorders>
               <w:top w:val="single" w:sz="4" w:space="0" w:color="000000"/>
               <w:left w:val="single" w:sz="4" w:space="0" w:color="000000"/>
@@ -2919,7 +3042,7 @@
         </w:tc>
         <w:tc>
           <w:tcPr>
-            <w:tcW w:w="1556" w:type="dxa"/>
+            <w:tcW w:w="1418" w:type="dxa"/>
             <w:tcBorders>
               <w:top w:val="single" w:sz="4" w:space="0" w:color="000000"/>
               <w:left w:val="single" w:sz="4" w:space="0" w:color="000000"/>
@@ -2929,32 +3052,21 @@
           </w:tcPr>
           <w:p>
             <w:pPr>
-              <w:spacing w:after="19" w:line="259" w:lineRule="auto"/>
-              <w:ind w:left="0" w:firstLine="0"/>
-            </w:pPr>
-            <w:r>
-              <w:rPr>
-                <w:b/>
-              </w:rPr>
-              <w:t xml:space="preserve">MUST </w:t>
-            </w:r>
-          </w:p>
-          <w:p>
-            <w:pPr>
               <w:spacing w:after="0" w:line="259" w:lineRule="auto"/>
               <w:ind w:left="0" w:firstLine="0"/>
+              <w:jc w:val="center"/>
             </w:pPr>
             <w:r>
               <w:rPr>
                 <w:b/>
               </w:rPr>
-              <w:t xml:space="preserve">HAVE </w:t>
+              <w:t>M. H</w:t>
             </w:r>
           </w:p>
         </w:tc>
         <w:tc>
           <w:tcPr>
-            <w:tcW w:w="3572" w:type="dxa"/>
+            <w:tcW w:w="3969" w:type="dxa"/>
             <w:tcBorders>
               <w:top w:val="single" w:sz="4" w:space="0" w:color="000000"/>
               <w:left w:val="single" w:sz="4" w:space="0" w:color="000000"/>
@@ -2975,11 +3087,11 @@
       </w:tr>
       <w:tr>
         <w:trPr>
-          <w:trHeight w:val="809"/>
+          <w:trHeight w:val="635"/>
         </w:trPr>
         <w:tc>
           <w:tcPr>
-            <w:tcW w:w="3368" w:type="dxa"/>
+            <w:tcW w:w="3392" w:type="dxa"/>
             <w:tcBorders>
               <w:top w:val="single" w:sz="4" w:space="0" w:color="000000"/>
               <w:left w:val="single" w:sz="4" w:space="0" w:color="000000"/>
@@ -3002,7 +3114,7 @@
         </w:tc>
         <w:tc>
           <w:tcPr>
-            <w:tcW w:w="1556" w:type="dxa"/>
+            <w:tcW w:w="1418" w:type="dxa"/>
             <w:tcBorders>
               <w:top w:val="single" w:sz="4" w:space="0" w:color="000000"/>
               <w:left w:val="single" w:sz="4" w:space="0" w:color="000000"/>
@@ -3014,30 +3126,25 @@
             <w:pPr>
               <w:spacing w:after="19" w:line="259" w:lineRule="auto"/>
               <w:ind w:left="0" w:firstLine="0"/>
+              <w:jc w:val="center"/>
             </w:pPr>
             <w:r>
               <w:rPr>
                 <w:b/>
               </w:rPr>
-              <w:t xml:space="preserve">SHOULD </w:t>
-            </w:r>
-          </w:p>
-          <w:p>
-            <w:pPr>
-              <w:spacing w:after="0" w:line="259" w:lineRule="auto"/>
-              <w:ind w:left="0" w:firstLine="0"/>
-            </w:pPr>
+              <w:t>S</w:t>
+            </w:r>
             <w:r>
               <w:rPr>
                 <w:b/>
               </w:rPr>
-              <w:t xml:space="preserve">HAVE </w:t>
+              <w:t>. H</w:t>
             </w:r>
           </w:p>
         </w:tc>
         <w:tc>
           <w:tcPr>
-            <w:tcW w:w="3572" w:type="dxa"/>
+            <w:tcW w:w="3969" w:type="dxa"/>
             <w:tcBorders>
               <w:top w:val="single" w:sz="4" w:space="0" w:color="000000"/>
               <w:left w:val="single" w:sz="4" w:space="0" w:color="000000"/>
@@ -3058,11 +3165,11 @@
       </w:tr>
       <w:tr>
         <w:trPr>
-          <w:trHeight w:val="809"/>
+          <w:trHeight w:val="645"/>
         </w:trPr>
         <w:tc>
           <w:tcPr>
-            <w:tcW w:w="3368" w:type="dxa"/>
+            <w:tcW w:w="3392" w:type="dxa"/>
             <w:tcBorders>
               <w:top w:val="single" w:sz="4" w:space="0" w:color="000000"/>
               <w:left w:val="single" w:sz="4" w:space="0" w:color="000000"/>
@@ -3085,7 +3192,7 @@
         </w:tc>
         <w:tc>
           <w:tcPr>
-            <w:tcW w:w="1556" w:type="dxa"/>
+            <w:tcW w:w="1418" w:type="dxa"/>
             <w:tcBorders>
               <w:top w:val="single" w:sz="4" w:space="0" w:color="000000"/>
               <w:left w:val="single" w:sz="4" w:space="0" w:color="000000"/>
@@ -3095,32 +3202,21 @@
           </w:tcPr>
           <w:p>
             <w:pPr>
-              <w:spacing w:after="19" w:line="259" w:lineRule="auto"/>
-              <w:ind w:left="0" w:firstLine="0"/>
-            </w:pPr>
-            <w:r>
-              <w:rPr>
-                <w:b/>
-              </w:rPr>
-              <w:t xml:space="preserve">SHOULD </w:t>
-            </w:r>
-          </w:p>
-          <w:p>
-            <w:pPr>
               <w:spacing w:after="0" w:line="259" w:lineRule="auto"/>
               <w:ind w:left="0" w:firstLine="0"/>
+              <w:jc w:val="center"/>
             </w:pPr>
             <w:r>
               <w:rPr>
                 <w:b/>
               </w:rPr>
-              <w:t xml:space="preserve">HAVE </w:t>
+              <w:t>S. H</w:t>
             </w:r>
           </w:p>
         </w:tc>
         <w:tc>
           <w:tcPr>
-            <w:tcW w:w="3572" w:type="dxa"/>
+            <w:tcW w:w="3969" w:type="dxa"/>
             <w:tcBorders>
               <w:top w:val="single" w:sz="4" w:space="0" w:color="000000"/>
               <w:left w:val="single" w:sz="4" w:space="0" w:color="000000"/>
@@ -3141,11 +3237,11 @@
       </w:tr>
       <w:tr>
         <w:trPr>
-          <w:trHeight w:val="811"/>
+          <w:trHeight w:val="695"/>
         </w:trPr>
         <w:tc>
           <w:tcPr>
-            <w:tcW w:w="3368" w:type="dxa"/>
+            <w:tcW w:w="3392" w:type="dxa"/>
             <w:tcBorders>
               <w:top w:val="single" w:sz="4" w:space="0" w:color="000000"/>
               <w:left w:val="single" w:sz="4" w:space="0" w:color="000000"/>
@@ -3168,7 +3264,7 @@
         </w:tc>
         <w:tc>
           <w:tcPr>
-            <w:tcW w:w="1556" w:type="dxa"/>
+            <w:tcW w:w="1418" w:type="dxa"/>
             <w:tcBorders>
               <w:top w:val="single" w:sz="4" w:space="0" w:color="000000"/>
               <w:left w:val="single" w:sz="4" w:space="0" w:color="000000"/>
@@ -3178,32 +3274,21 @@
           </w:tcPr>
           <w:p>
             <w:pPr>
-              <w:spacing w:after="21" w:line="259" w:lineRule="auto"/>
-              <w:ind w:left="0" w:firstLine="0"/>
-            </w:pPr>
-            <w:r>
-              <w:rPr>
-                <w:b/>
-              </w:rPr>
-              <w:t xml:space="preserve">SHOULD </w:t>
-            </w:r>
-          </w:p>
-          <w:p>
-            <w:pPr>
               <w:spacing w:after="0" w:line="259" w:lineRule="auto"/>
               <w:ind w:left="0" w:firstLine="0"/>
+              <w:jc w:val="center"/>
             </w:pPr>
             <w:r>
               <w:rPr>
                 <w:b/>
               </w:rPr>
-              <w:t xml:space="preserve">HAVE </w:t>
+              <w:t>S. H</w:t>
             </w:r>
           </w:p>
         </w:tc>
         <w:tc>
           <w:tcPr>
-            <w:tcW w:w="3572" w:type="dxa"/>
+            <w:tcW w:w="3969" w:type="dxa"/>
             <w:tcBorders>
               <w:top w:val="single" w:sz="4" w:space="0" w:color="000000"/>
               <w:left w:val="single" w:sz="4" w:space="0" w:color="000000"/>
@@ -3224,11 +3309,11 @@
       </w:tr>
       <w:tr>
         <w:trPr>
-          <w:trHeight w:val="1131"/>
+          <w:trHeight w:val="646"/>
         </w:trPr>
         <w:tc>
           <w:tcPr>
-            <w:tcW w:w="3368" w:type="dxa"/>
+            <w:tcW w:w="3392" w:type="dxa"/>
             <w:tcBorders>
               <w:top w:val="single" w:sz="4" w:space="0" w:color="000000"/>
               <w:left w:val="single" w:sz="4" w:space="0" w:color="000000"/>
@@ -3245,14 +3330,13 @@
               <w:rPr>
                 <w:b/>
               </w:rPr>
-              <w:lastRenderedPageBreak/>
               <w:t xml:space="preserve">RF10 – Dashboard com indicadores (MTBF, MTTR, disponibilidade) </w:t>
             </w:r>
           </w:p>
         </w:tc>
         <w:tc>
           <w:tcPr>
-            <w:tcW w:w="1556" w:type="dxa"/>
+            <w:tcW w:w="1418" w:type="dxa"/>
             <w:tcBorders>
               <w:top w:val="single" w:sz="4" w:space="0" w:color="000000"/>
               <w:left w:val="single" w:sz="4" w:space="0" w:color="000000"/>
@@ -3262,32 +3346,21 @@
           </w:tcPr>
           <w:p>
             <w:pPr>
-              <w:spacing w:after="19" w:line="259" w:lineRule="auto"/>
-              <w:ind w:left="0" w:firstLine="0"/>
-            </w:pPr>
-            <w:r>
-              <w:rPr>
-                <w:b/>
-              </w:rPr>
-              <w:t xml:space="preserve">SHOULD </w:t>
-            </w:r>
-          </w:p>
-          <w:p>
-            <w:pPr>
               <w:spacing w:after="0" w:line="259" w:lineRule="auto"/>
               <w:ind w:left="0" w:firstLine="0"/>
+              <w:jc w:val="center"/>
             </w:pPr>
             <w:r>
               <w:rPr>
                 <w:b/>
               </w:rPr>
-              <w:t xml:space="preserve">HAVE </w:t>
+              <w:t>S. H</w:t>
             </w:r>
           </w:p>
         </w:tc>
         <w:tc>
           <w:tcPr>
-            <w:tcW w:w="3572" w:type="dxa"/>
+            <w:tcW w:w="3969" w:type="dxa"/>
             <w:tcBorders>
               <w:top w:val="single" w:sz="4" w:space="0" w:color="000000"/>
               <w:left w:val="single" w:sz="4" w:space="0" w:color="000000"/>
@@ -3308,11 +3381,11 @@
       </w:tr>
       <w:tr>
         <w:trPr>
-          <w:trHeight w:val="1128"/>
+          <w:trHeight w:val="720"/>
         </w:trPr>
         <w:tc>
           <w:tcPr>
-            <w:tcW w:w="3368" w:type="dxa"/>
+            <w:tcW w:w="3392" w:type="dxa"/>
             <w:tcBorders>
               <w:top w:val="single" w:sz="4" w:space="0" w:color="000000"/>
               <w:left w:val="single" w:sz="4" w:space="0" w:color="000000"/>
@@ -3330,6 +3403,7 @@
               <w:rPr>
                 <w:b/>
               </w:rPr>
+              <w:lastRenderedPageBreak/>
               <w:t xml:space="preserve">RNF1 – Processamento em até </w:t>
             </w:r>
           </w:p>
@@ -3348,7 +3422,284 @@
         </w:tc>
         <w:tc>
           <w:tcPr>
-            <w:tcW w:w="1556" w:type="dxa"/>
+            <w:tcW w:w="1418" w:type="dxa"/>
+            <w:tcBorders>
+              <w:top w:val="single" w:sz="4" w:space="0" w:color="000000"/>
+              <w:left w:val="single" w:sz="4" w:space="0" w:color="000000"/>
+              <w:bottom w:val="single" w:sz="4" w:space="0" w:color="000000"/>
+              <w:right w:val="single" w:sz="4" w:space="0" w:color="000000"/>
+            </w:tcBorders>
+          </w:tcPr>
+          <w:p>
+            <w:pPr>
+              <w:spacing w:after="0" w:line="259" w:lineRule="auto"/>
+              <w:ind w:left="0" w:firstLine="0"/>
+              <w:jc w:val="center"/>
+            </w:pPr>
+            <w:r>
+              <w:rPr>
+                <w:b/>
+              </w:rPr>
+              <w:t>M. H</w:t>
+            </w:r>
+          </w:p>
+        </w:tc>
+        <w:tc>
+          <w:tcPr>
+            <w:tcW w:w="3969" w:type="dxa"/>
+            <w:tcBorders>
+              <w:top w:val="single" w:sz="4" w:space="0" w:color="000000"/>
+              <w:left w:val="single" w:sz="4" w:space="0" w:color="000000"/>
+              <w:bottom w:val="single" w:sz="4" w:space="0" w:color="000000"/>
+              <w:right w:val="single" w:sz="4" w:space="0" w:color="000000"/>
+            </w:tcBorders>
+          </w:tcPr>
+          <w:p>
+            <w:pPr>
+              <w:spacing w:after="0" w:line="259" w:lineRule="auto"/>
+              <w:ind w:left="0" w:firstLine="0"/>
+            </w:pPr>
+            <w:r>
+              <w:t xml:space="preserve">Requisito crítico de desempenho para garantir resposta em tempo real. </w:t>
+            </w:r>
+          </w:p>
+        </w:tc>
+      </w:tr>
+      <w:tr>
+        <w:trPr>
+          <w:trHeight w:val="651"/>
+        </w:trPr>
+        <w:tc>
+          <w:tcPr>
+            <w:tcW w:w="3392" w:type="dxa"/>
+            <w:tcBorders>
+              <w:top w:val="single" w:sz="4" w:space="0" w:color="000000"/>
+              <w:left w:val="single" w:sz="4" w:space="0" w:color="000000"/>
+              <w:bottom w:val="single" w:sz="4" w:space="0" w:color="000000"/>
+              <w:right w:val="single" w:sz="4" w:space="0" w:color="000000"/>
+            </w:tcBorders>
+          </w:tcPr>
+          <w:p>
+            <w:pPr>
+              <w:spacing w:after="21" w:line="259" w:lineRule="auto"/>
+              <w:ind w:left="0" w:firstLine="0"/>
+            </w:pPr>
+            <w:r>
+              <w:rPr>
+                <w:b/>
+              </w:rPr>
+              <w:t xml:space="preserve">RNF2 – Disponibilidade de </w:t>
+            </w:r>
+          </w:p>
+          <w:p>
+            <w:pPr>
+              <w:spacing w:after="0" w:line="259" w:lineRule="auto"/>
+              <w:ind w:left="0" w:firstLine="0"/>
+            </w:pPr>
+            <w:r>
+              <w:rPr>
+                <w:b/>
+              </w:rPr>
+              <w:t xml:space="preserve">99% </w:t>
+            </w:r>
+          </w:p>
+        </w:tc>
+        <w:tc>
+          <w:tcPr>
+            <w:tcW w:w="1418" w:type="dxa"/>
+            <w:tcBorders>
+              <w:top w:val="single" w:sz="4" w:space="0" w:color="000000"/>
+              <w:left w:val="single" w:sz="4" w:space="0" w:color="000000"/>
+              <w:bottom w:val="single" w:sz="4" w:space="0" w:color="000000"/>
+              <w:right w:val="single" w:sz="4" w:space="0" w:color="000000"/>
+            </w:tcBorders>
+          </w:tcPr>
+          <w:p>
+            <w:pPr>
+              <w:spacing w:after="0" w:line="259" w:lineRule="auto"/>
+              <w:ind w:left="0" w:firstLine="0"/>
+              <w:jc w:val="center"/>
+            </w:pPr>
+            <w:r>
+              <w:rPr>
+                <w:b/>
+              </w:rPr>
+              <w:t>M. H</w:t>
+            </w:r>
+          </w:p>
+        </w:tc>
+        <w:tc>
+          <w:tcPr>
+            <w:tcW w:w="3969" w:type="dxa"/>
+            <w:tcBorders>
+              <w:top w:val="single" w:sz="4" w:space="0" w:color="000000"/>
+              <w:left w:val="single" w:sz="4" w:space="0" w:color="000000"/>
+              <w:bottom w:val="single" w:sz="4" w:space="0" w:color="000000"/>
+              <w:right w:val="single" w:sz="4" w:space="0" w:color="000000"/>
+            </w:tcBorders>
+          </w:tcPr>
+          <w:p>
+            <w:pPr>
+              <w:spacing w:after="0" w:line="259" w:lineRule="auto"/>
+              <w:ind w:left="0" w:firstLine="0"/>
+            </w:pPr>
+            <w:r>
+              <w:t xml:space="preserve">Garante confiabilidade mínima para operação industrial. </w:t>
+            </w:r>
+          </w:p>
+        </w:tc>
+      </w:tr>
+      <w:tr>
+        <w:trPr>
+          <w:trHeight w:val="622"/>
+        </w:trPr>
+        <w:tc>
+          <w:tcPr>
+            <w:tcW w:w="3392" w:type="dxa"/>
+            <w:tcBorders>
+              <w:top w:val="single" w:sz="4" w:space="0" w:color="000000"/>
+              <w:left w:val="single" w:sz="4" w:space="0" w:color="000000"/>
+              <w:bottom w:val="single" w:sz="4" w:space="0" w:color="000000"/>
+              <w:right w:val="single" w:sz="4" w:space="0" w:color="000000"/>
+            </w:tcBorders>
+          </w:tcPr>
+          <w:p>
+            <w:pPr>
+              <w:spacing w:after="0" w:line="259" w:lineRule="auto"/>
+              <w:ind w:left="0" w:firstLine="0"/>
+            </w:pPr>
+            <w:r>
+              <w:rPr>
+                <w:b/>
+              </w:rPr>
+              <w:t xml:space="preserve">RNF3 – Autenticação com senha criptografada </w:t>
+            </w:r>
+          </w:p>
+        </w:tc>
+        <w:tc>
+          <w:tcPr>
+            <w:tcW w:w="1418" w:type="dxa"/>
+            <w:tcBorders>
+              <w:top w:val="single" w:sz="4" w:space="0" w:color="000000"/>
+              <w:left w:val="single" w:sz="4" w:space="0" w:color="000000"/>
+              <w:bottom w:val="single" w:sz="4" w:space="0" w:color="000000"/>
+              <w:right w:val="single" w:sz="4" w:space="0" w:color="000000"/>
+            </w:tcBorders>
+          </w:tcPr>
+          <w:p>
+            <w:pPr>
+              <w:spacing w:after="0" w:line="259" w:lineRule="auto"/>
+              <w:ind w:left="0" w:firstLine="0"/>
+              <w:jc w:val="center"/>
+            </w:pPr>
+            <w:r>
+              <w:rPr>
+                <w:b/>
+              </w:rPr>
+              <w:t>M. H</w:t>
+            </w:r>
+          </w:p>
+        </w:tc>
+        <w:tc>
+          <w:tcPr>
+            <w:tcW w:w="3969" w:type="dxa"/>
+            <w:tcBorders>
+              <w:top w:val="single" w:sz="4" w:space="0" w:color="000000"/>
+              <w:left w:val="single" w:sz="4" w:space="0" w:color="000000"/>
+              <w:bottom w:val="single" w:sz="4" w:space="0" w:color="000000"/>
+              <w:right w:val="single" w:sz="4" w:space="0" w:color="000000"/>
+            </w:tcBorders>
+          </w:tcPr>
+          <w:p>
+            <w:pPr>
+              <w:spacing w:after="0" w:line="259" w:lineRule="auto"/>
+              <w:ind w:left="0" w:firstLine="0"/>
+            </w:pPr>
+            <w:r>
+              <w:t xml:space="preserve">Requisito essencial de segurança da informação. </w:t>
+            </w:r>
+          </w:p>
+        </w:tc>
+      </w:tr>
+      <w:tr>
+        <w:trPr>
+          <w:trHeight w:val="733"/>
+        </w:trPr>
+        <w:tc>
+          <w:tcPr>
+            <w:tcW w:w="3392" w:type="dxa"/>
+            <w:tcBorders>
+              <w:top w:val="single" w:sz="4" w:space="0" w:color="000000"/>
+              <w:left w:val="single" w:sz="4" w:space="0" w:color="000000"/>
+              <w:bottom w:val="single" w:sz="4" w:space="0" w:color="000000"/>
+              <w:right w:val="single" w:sz="4" w:space="0" w:color="000000"/>
+            </w:tcBorders>
+          </w:tcPr>
+          <w:p>
+            <w:pPr>
+              <w:spacing w:after="0" w:line="259" w:lineRule="auto"/>
+              <w:ind w:left="0" w:firstLine="0"/>
+            </w:pPr>
+            <w:r>
+              <w:rPr>
+                <w:b/>
+              </w:rPr>
+              <w:t xml:space="preserve">RNF4 – Suportar 500 equipamentos </w:t>
+            </w:r>
+          </w:p>
+        </w:tc>
+        <w:tc>
+          <w:tcPr>
+            <w:tcW w:w="1418" w:type="dxa"/>
+            <w:tcBorders>
+              <w:top w:val="single" w:sz="4" w:space="0" w:color="000000"/>
+              <w:left w:val="single" w:sz="4" w:space="0" w:color="000000"/>
+              <w:bottom w:val="single" w:sz="4" w:space="0" w:color="000000"/>
+              <w:right w:val="single" w:sz="4" w:space="0" w:color="000000"/>
+            </w:tcBorders>
+          </w:tcPr>
+          <w:p>
+            <w:pPr>
+              <w:spacing w:after="0" w:line="259" w:lineRule="auto"/>
+              <w:ind w:left="0" w:firstLine="0"/>
+              <w:jc w:val="center"/>
+            </w:pPr>
+            <w:r>
+              <w:rPr>
+                <w:b/>
+              </w:rPr>
+              <w:t>S. H</w:t>
+            </w:r>
+          </w:p>
+        </w:tc>
+        <w:tc>
+          <w:tcPr>
+            <w:tcW w:w="3969" w:type="dxa"/>
+            <w:tcBorders>
+              <w:top w:val="single" w:sz="4" w:space="0" w:color="000000"/>
+              <w:left w:val="single" w:sz="4" w:space="0" w:color="000000"/>
+              <w:bottom w:val="single" w:sz="4" w:space="0" w:color="000000"/>
+              <w:right w:val="single" w:sz="4" w:space="0" w:color="000000"/>
+            </w:tcBorders>
+          </w:tcPr>
+          <w:p>
+            <w:pPr>
+              <w:spacing w:after="0" w:line="259" w:lineRule="auto"/>
+              <w:ind w:left="0" w:firstLine="0"/>
+            </w:pPr>
+            <w:r>
+              <w:t xml:space="preserve">Importante para escalabilidade inicial do sistema. </w:t>
+            </w:r>
+          </w:p>
+        </w:tc>
+      </w:tr>
+      <w:tr>
+        <w:trPr>
+          <w:trHeight w:val="689"/>
+        </w:trPr>
+        <w:tc>
+          <w:tcPr>
+            <w:tcW w:w="3392" w:type="dxa"/>
             <w:tcBorders>
               <w:top w:val="single" w:sz="4" w:space="0" w:color="000000"/>
               <w:left w:val="single" w:sz="4" w:space="0" w:color="000000"/>
@@ -3365,7 +3716,7 @@
               <w:rPr>
                 <w:b/>
               </w:rPr>
-              <w:t xml:space="preserve">MUST </w:t>
+              <w:t xml:space="preserve">RNF5 – Interface intuitiva </w:t>
             </w:r>
           </w:p>
           <w:p>
@@ -3377,13 +3728,37 @@
               <w:rPr>
                 <w:b/>
               </w:rPr>
-              <w:t xml:space="preserve">HAVE </w:t>
+              <w:t xml:space="preserve">(treinamento até 4h) </w:t>
             </w:r>
           </w:p>
         </w:tc>
         <w:tc>
           <w:tcPr>
-            <w:tcW w:w="3572" w:type="dxa"/>
+            <w:tcW w:w="1418" w:type="dxa"/>
+            <w:tcBorders>
+              <w:top w:val="single" w:sz="4" w:space="0" w:color="000000"/>
+              <w:left w:val="single" w:sz="4" w:space="0" w:color="000000"/>
+              <w:bottom w:val="single" w:sz="4" w:space="0" w:color="000000"/>
+              <w:right w:val="single" w:sz="4" w:space="0" w:color="000000"/>
+            </w:tcBorders>
+          </w:tcPr>
+          <w:p>
+            <w:pPr>
+              <w:spacing w:after="0" w:line="259" w:lineRule="auto"/>
+              <w:ind w:left="0" w:firstLine="0"/>
+              <w:jc w:val="center"/>
+            </w:pPr>
+            <w:r>
+              <w:rPr>
+                <w:b/>
+              </w:rPr>
+              <w:t>S. H</w:t>
+            </w:r>
+          </w:p>
+        </w:tc>
+        <w:tc>
+          <w:tcPr>
+            <w:tcW w:w="3969" w:type="dxa"/>
             <w:tcBorders>
               <w:top w:val="single" w:sz="4" w:space="0" w:color="000000"/>
               <w:left w:val="single" w:sz="4" w:space="0" w:color="000000"/>
@@ -3397,88 +3772,18 @@
               <w:ind w:left="0" w:firstLine="0"/>
             </w:pPr>
             <w:r>
-              <w:t xml:space="preserve">Requisito crítico de desempenho para garantir resposta em tempo real. </w:t>
+              <w:t xml:space="preserve">Melhora adoção e reduz custos de capacitação. </w:t>
             </w:r>
           </w:p>
         </w:tc>
       </w:tr>
       <w:tr>
         <w:trPr>
-          <w:trHeight w:val="809"/>
+          <w:trHeight w:val="673"/>
         </w:trPr>
         <w:tc>
           <w:tcPr>
-            <w:tcW w:w="3368" w:type="dxa"/>
-            <w:tcBorders>
-              <w:top w:val="single" w:sz="4" w:space="0" w:color="000000"/>
-              <w:left w:val="single" w:sz="4" w:space="0" w:color="000000"/>
-              <w:bottom w:val="single" w:sz="4" w:space="0" w:color="000000"/>
-              <w:right w:val="single" w:sz="4" w:space="0" w:color="000000"/>
-            </w:tcBorders>
-          </w:tcPr>
-          <w:p>
-            <w:pPr>
-              <w:spacing w:after="21" w:line="259" w:lineRule="auto"/>
-              <w:ind w:left="0" w:firstLine="0"/>
-            </w:pPr>
-            <w:r>
-              <w:rPr>
-                <w:b/>
-              </w:rPr>
-              <w:t xml:space="preserve">RNF2 – Disponibilidade de </w:t>
-            </w:r>
-          </w:p>
-          <w:p>
-            <w:pPr>
-              <w:spacing w:after="0" w:line="259" w:lineRule="auto"/>
-              <w:ind w:left="0" w:firstLine="0"/>
-            </w:pPr>
-            <w:r>
-              <w:rPr>
-                <w:b/>
-              </w:rPr>
-              <w:t xml:space="preserve">99% </w:t>
-            </w:r>
-          </w:p>
-        </w:tc>
-        <w:tc>
-          <w:tcPr>
-            <w:tcW w:w="1556" w:type="dxa"/>
-            <w:tcBorders>
-              <w:top w:val="single" w:sz="4" w:space="0" w:color="000000"/>
-              <w:left w:val="single" w:sz="4" w:space="0" w:color="000000"/>
-              <w:bottom w:val="single" w:sz="4" w:space="0" w:color="000000"/>
-              <w:right w:val="single" w:sz="4" w:space="0" w:color="000000"/>
-            </w:tcBorders>
-          </w:tcPr>
-          <w:p>
-            <w:pPr>
-              <w:spacing w:after="21" w:line="259" w:lineRule="auto"/>
-              <w:ind w:left="0" w:firstLine="0"/>
-            </w:pPr>
-            <w:r>
-              <w:rPr>
-                <w:b/>
-              </w:rPr>
-              <w:t xml:space="preserve">MUST </w:t>
-            </w:r>
-          </w:p>
-          <w:p>
-            <w:pPr>
-              <w:spacing w:after="0" w:line="259" w:lineRule="auto"/>
-              <w:ind w:left="0" w:firstLine="0"/>
-            </w:pPr>
-            <w:r>
-              <w:rPr>
-                <w:b/>
-              </w:rPr>
-              <w:t xml:space="preserve">HAVE </w:t>
-            </w:r>
-          </w:p>
-        </w:tc>
-        <w:tc>
-          <w:tcPr>
-            <w:tcW w:w="3572" w:type="dxa"/>
+            <w:tcW w:w="3392" w:type="dxa"/>
             <w:tcBorders>
               <w:top w:val="single" w:sz="4" w:space="0" w:color="000000"/>
               <w:left w:val="single" w:sz="4" w:space="0" w:color="000000"/>
@@ -3492,18 +3797,40 @@
               <w:ind w:left="0" w:firstLine="0"/>
             </w:pPr>
             <w:r>
-              <w:t xml:space="preserve">Garante confiabilidade mínima para operação industrial. </w:t>
+              <w:rPr>
+                <w:b/>
+              </w:rPr>
+              <w:t xml:space="preserve">RNF6 – Backup automático diário </w:t>
             </w:r>
           </w:p>
         </w:tc>
-      </w:tr>
-      <w:tr>
-        <w:trPr>
-          <w:trHeight w:val="812"/>
-        </w:trPr>
         <w:tc>
           <w:tcPr>
-            <w:tcW w:w="3368" w:type="dxa"/>
+            <w:tcW w:w="1418" w:type="dxa"/>
+            <w:tcBorders>
+              <w:top w:val="single" w:sz="4" w:space="0" w:color="000000"/>
+              <w:left w:val="single" w:sz="4" w:space="0" w:color="000000"/>
+              <w:bottom w:val="single" w:sz="4" w:space="0" w:color="000000"/>
+              <w:right w:val="single" w:sz="4" w:space="0" w:color="000000"/>
+            </w:tcBorders>
+          </w:tcPr>
+          <w:p>
+            <w:pPr>
+              <w:spacing w:after="0" w:line="259" w:lineRule="auto"/>
+              <w:ind w:left="0" w:firstLine="0"/>
+              <w:jc w:val="center"/>
+            </w:pPr>
+            <w:r>
+              <w:rPr>
+                <w:b/>
+              </w:rPr>
+              <w:t>M. H</w:t>
+            </w:r>
+          </w:p>
+        </w:tc>
+        <w:tc>
+          <w:tcPr>
+            <w:tcW w:w="3969" w:type="dxa"/>
             <w:tcBorders>
               <w:top w:val="single" w:sz="4" w:space="0" w:color="000000"/>
               <w:left w:val="single" w:sz="4" w:space="0" w:color="000000"/>
@@ -3517,16 +3844,18 @@
               <w:ind w:left="0" w:firstLine="0"/>
             </w:pPr>
             <w:r>
-              <w:rPr>
-                <w:b/>
-              </w:rPr>
-              <w:t xml:space="preserve">RNF3 – Autenticação com senha criptografada </w:t>
+              <w:t xml:space="preserve">Essencial para garantir integridade e recuperação de dados. </w:t>
             </w:r>
           </w:p>
         </w:tc>
+      </w:tr>
+      <w:tr>
+        <w:trPr>
+          <w:trHeight w:val="643"/>
+        </w:trPr>
         <w:tc>
           <w:tcPr>
-            <w:tcW w:w="1556" w:type="dxa"/>
+            <w:tcW w:w="3392" w:type="dxa"/>
             <w:tcBorders>
               <w:top w:val="single" w:sz="4" w:space="0" w:color="000000"/>
               <w:left w:val="single" w:sz="4" w:space="0" w:color="000000"/>
@@ -3543,7 +3872,7 @@
               <w:rPr>
                 <w:b/>
               </w:rPr>
-              <w:t xml:space="preserve">MUST </w:t>
+              <w:t xml:space="preserve">RNF7 – Compatível com </w:t>
             </w:r>
           </w:p>
           <w:p>
@@ -3555,13 +3884,37 @@
               <w:rPr>
                 <w:b/>
               </w:rPr>
-              <w:t xml:space="preserve">HAVE </w:t>
+              <w:t xml:space="preserve">Chrome, Edge e Firefox </w:t>
             </w:r>
           </w:p>
         </w:tc>
         <w:tc>
           <w:tcPr>
-            <w:tcW w:w="3572" w:type="dxa"/>
+            <w:tcW w:w="1418" w:type="dxa"/>
+            <w:tcBorders>
+              <w:top w:val="single" w:sz="4" w:space="0" w:color="000000"/>
+              <w:left w:val="single" w:sz="4" w:space="0" w:color="000000"/>
+              <w:bottom w:val="single" w:sz="4" w:space="0" w:color="000000"/>
+              <w:right w:val="single" w:sz="4" w:space="0" w:color="000000"/>
+            </w:tcBorders>
+          </w:tcPr>
+          <w:p>
+            <w:pPr>
+              <w:spacing w:after="0" w:line="259" w:lineRule="auto"/>
+              <w:ind w:left="0" w:firstLine="0"/>
+              <w:jc w:val="center"/>
+            </w:pPr>
+            <w:r>
+              <w:rPr>
+                <w:b/>
+              </w:rPr>
+              <w:t>C. H</w:t>
+            </w:r>
+          </w:p>
+        </w:tc>
+        <w:tc>
+          <w:tcPr>
+            <w:tcW w:w="3969" w:type="dxa"/>
             <w:tcBorders>
               <w:top w:val="single" w:sz="4" w:space="0" w:color="000000"/>
               <w:left w:val="single" w:sz="4" w:space="0" w:color="000000"/>
@@ -3575,18 +3928,71 @@
               <w:ind w:left="0" w:firstLine="0"/>
             </w:pPr>
             <w:r>
-              <w:t xml:space="preserve">Requisito essencial de segurança da informação. </w:t>
+              <w:t xml:space="preserve">Importante para acessibilidade, mas não crítico na fase inicial. </w:t>
             </w:r>
           </w:p>
         </w:tc>
       </w:tr>
       <w:tr>
         <w:trPr>
-          <w:trHeight w:val="809"/>
+          <w:trHeight w:val="677"/>
         </w:trPr>
         <w:tc>
           <w:tcPr>
-            <w:tcW w:w="3368" w:type="dxa"/>
+            <w:tcW w:w="3392" w:type="dxa"/>
+            <w:tcBorders>
+              <w:top w:val="single" w:sz="4" w:space="0" w:color="000000"/>
+              <w:left w:val="single" w:sz="4" w:space="0" w:color="000000"/>
+              <w:bottom w:val="single" w:sz="4" w:space="0" w:color="000000"/>
+              <w:right w:val="single" w:sz="4" w:space="0" w:color="000000"/>
+            </w:tcBorders>
+          </w:tcPr>
+          <w:p>
+            <w:pPr>
+              <w:spacing w:after="0" w:line="259" w:lineRule="auto"/>
+              <w:ind w:left="0" w:right="21" w:firstLine="0"/>
+            </w:pPr>
+            <w:r>
+              <w:rPr>
+                <w:b/>
+              </w:rPr>
+              <w:t xml:space="preserve">RNF8 – Atualização com interrupção máxima de 10 min </w:t>
+            </w:r>
+          </w:p>
+        </w:tc>
+        <w:tc>
+          <w:tcPr>
+            <w:tcW w:w="1418" w:type="dxa"/>
+            <w:tcBorders>
+              <w:top w:val="single" w:sz="4" w:space="0" w:color="000000"/>
+              <w:left w:val="single" w:sz="4" w:space="0" w:color="000000"/>
+              <w:bottom w:val="single" w:sz="4" w:space="0" w:color="000000"/>
+              <w:right w:val="single" w:sz="4" w:space="0" w:color="000000"/>
+            </w:tcBorders>
+          </w:tcPr>
+          <w:p>
+            <w:pPr>
+              <w:spacing w:after="19" w:line="259" w:lineRule="auto"/>
+              <w:ind w:left="0" w:firstLine="0"/>
+              <w:jc w:val="center"/>
+            </w:pPr>
+            <w:r>
+              <w:rPr>
+                <w:b/>
+              </w:rPr>
+              <w:t>C</w:t>
+            </w:r>
+            <w:r>
+              <w:rPr>
+                <w:b/>
+              </w:rPr>
+              <w:t>. H</w:t>
+            </w:r>
+          </w:p>
+        </w:tc>
+        <w:tc>
+          <w:tcPr>
+            <w:tcW w:w="3969" w:type="dxa"/>
             <w:tcBorders>
               <w:top w:val="single" w:sz="4" w:space="0" w:color="000000"/>
               <w:left w:val="single" w:sz="4" w:space="0" w:color="000000"/>
@@ -3600,420 +4006,6 @@
               <w:ind w:left="0" w:firstLine="0"/>
             </w:pPr>
             <w:r>
-              <w:rPr>
-                <w:b/>
-              </w:rPr>
-              <w:t xml:space="preserve">RNF4 – Suportar 500 equipamentos </w:t>
-            </w:r>
-          </w:p>
-        </w:tc>
-        <w:tc>
-          <w:tcPr>
-            <w:tcW w:w="1556" w:type="dxa"/>
-            <w:tcBorders>
-              <w:top w:val="single" w:sz="4" w:space="0" w:color="000000"/>
-              <w:left w:val="single" w:sz="4" w:space="0" w:color="000000"/>
-              <w:bottom w:val="single" w:sz="4" w:space="0" w:color="000000"/>
-              <w:right w:val="single" w:sz="4" w:space="0" w:color="000000"/>
-            </w:tcBorders>
-          </w:tcPr>
-          <w:p>
-            <w:pPr>
-              <w:spacing w:after="19" w:line="259" w:lineRule="auto"/>
-              <w:ind w:left="0" w:firstLine="0"/>
-            </w:pPr>
-            <w:r>
-              <w:rPr>
-                <w:b/>
-              </w:rPr>
-              <w:t xml:space="preserve">SHOULD </w:t>
-            </w:r>
-          </w:p>
-          <w:p>
-            <w:pPr>
-              <w:spacing w:after="0" w:line="259" w:lineRule="auto"/>
-              <w:ind w:left="0" w:firstLine="0"/>
-            </w:pPr>
-            <w:r>
-              <w:rPr>
-                <w:b/>
-              </w:rPr>
-              <w:t xml:space="preserve">HAVE </w:t>
-            </w:r>
-          </w:p>
-        </w:tc>
-        <w:tc>
-          <w:tcPr>
-            <w:tcW w:w="3572" w:type="dxa"/>
-            <w:tcBorders>
-              <w:top w:val="single" w:sz="4" w:space="0" w:color="000000"/>
-              <w:left w:val="single" w:sz="4" w:space="0" w:color="000000"/>
-              <w:bottom w:val="single" w:sz="4" w:space="0" w:color="000000"/>
-              <w:right w:val="single" w:sz="4" w:space="0" w:color="000000"/>
-            </w:tcBorders>
-          </w:tcPr>
-          <w:p>
-            <w:pPr>
-              <w:spacing w:after="0" w:line="259" w:lineRule="auto"/>
-              <w:ind w:left="0" w:firstLine="0"/>
-            </w:pPr>
-            <w:r>
-              <w:t xml:space="preserve">Importante para escalabilidade inicial do sistema. </w:t>
-            </w:r>
-          </w:p>
-        </w:tc>
-      </w:tr>
-      <w:tr>
-        <w:trPr>
-          <w:trHeight w:val="809"/>
-        </w:trPr>
-        <w:tc>
-          <w:tcPr>
-            <w:tcW w:w="3368" w:type="dxa"/>
-            <w:tcBorders>
-              <w:top w:val="single" w:sz="4" w:space="0" w:color="000000"/>
-              <w:left w:val="single" w:sz="4" w:space="0" w:color="000000"/>
-              <w:bottom w:val="single" w:sz="4" w:space="0" w:color="000000"/>
-              <w:right w:val="single" w:sz="4" w:space="0" w:color="000000"/>
-            </w:tcBorders>
-          </w:tcPr>
-          <w:p>
-            <w:pPr>
-              <w:spacing w:after="19" w:line="259" w:lineRule="auto"/>
-              <w:ind w:left="0" w:firstLine="0"/>
-            </w:pPr>
-            <w:r>
-              <w:rPr>
-                <w:b/>
-              </w:rPr>
-              <w:t xml:space="preserve">RNF5 – Interface intuitiva </w:t>
-            </w:r>
-          </w:p>
-          <w:p>
-            <w:pPr>
-              <w:spacing w:after="0" w:line="259" w:lineRule="auto"/>
-              <w:ind w:left="0" w:firstLine="0"/>
-            </w:pPr>
-            <w:r>
-              <w:rPr>
-                <w:b/>
-              </w:rPr>
-              <w:t xml:space="preserve">(treinamento até 4h) </w:t>
-            </w:r>
-          </w:p>
-        </w:tc>
-        <w:tc>
-          <w:tcPr>
-            <w:tcW w:w="1556" w:type="dxa"/>
-            <w:tcBorders>
-              <w:top w:val="single" w:sz="4" w:space="0" w:color="000000"/>
-              <w:left w:val="single" w:sz="4" w:space="0" w:color="000000"/>
-              <w:bottom w:val="single" w:sz="4" w:space="0" w:color="000000"/>
-              <w:right w:val="single" w:sz="4" w:space="0" w:color="000000"/>
-            </w:tcBorders>
-          </w:tcPr>
-          <w:p>
-            <w:pPr>
-              <w:spacing w:after="19" w:line="259" w:lineRule="auto"/>
-              <w:ind w:left="0" w:firstLine="0"/>
-            </w:pPr>
-            <w:r>
-              <w:rPr>
-                <w:b/>
-              </w:rPr>
-              <w:t xml:space="preserve">SHOULD </w:t>
-            </w:r>
-          </w:p>
-          <w:p>
-            <w:pPr>
-              <w:spacing w:after="0" w:line="259" w:lineRule="auto"/>
-              <w:ind w:left="0" w:firstLine="0"/>
-            </w:pPr>
-            <w:r>
-              <w:rPr>
-                <w:b/>
-              </w:rPr>
-              <w:t xml:space="preserve">HAVE </w:t>
-            </w:r>
-          </w:p>
-        </w:tc>
-        <w:tc>
-          <w:tcPr>
-            <w:tcW w:w="3572" w:type="dxa"/>
-            <w:tcBorders>
-              <w:top w:val="single" w:sz="4" w:space="0" w:color="000000"/>
-              <w:left w:val="single" w:sz="4" w:space="0" w:color="000000"/>
-              <w:bottom w:val="single" w:sz="4" w:space="0" w:color="000000"/>
-              <w:right w:val="single" w:sz="4" w:space="0" w:color="000000"/>
-            </w:tcBorders>
-          </w:tcPr>
-          <w:p>
-            <w:pPr>
-              <w:spacing w:after="0" w:line="259" w:lineRule="auto"/>
-              <w:ind w:left="0" w:firstLine="0"/>
-            </w:pPr>
-            <w:r>
-              <w:t xml:space="preserve">Melhora adoção e reduz custos de capacitação. </w:t>
-            </w:r>
-          </w:p>
-        </w:tc>
-      </w:tr>
-      <w:tr>
-        <w:trPr>
-          <w:trHeight w:val="809"/>
-        </w:trPr>
-        <w:tc>
-          <w:tcPr>
-            <w:tcW w:w="3368" w:type="dxa"/>
-            <w:tcBorders>
-              <w:top w:val="single" w:sz="4" w:space="0" w:color="000000"/>
-              <w:left w:val="single" w:sz="4" w:space="0" w:color="000000"/>
-              <w:bottom w:val="single" w:sz="4" w:space="0" w:color="000000"/>
-              <w:right w:val="single" w:sz="4" w:space="0" w:color="000000"/>
-            </w:tcBorders>
-          </w:tcPr>
-          <w:p>
-            <w:pPr>
-              <w:spacing w:after="0" w:line="259" w:lineRule="auto"/>
-              <w:ind w:left="0" w:firstLine="0"/>
-            </w:pPr>
-            <w:r>
-              <w:rPr>
-                <w:b/>
-              </w:rPr>
-              <w:t xml:space="preserve">RNF6 – Backup automático diário </w:t>
-            </w:r>
-          </w:p>
-        </w:tc>
-        <w:tc>
-          <w:tcPr>
-            <w:tcW w:w="1556" w:type="dxa"/>
-            <w:tcBorders>
-              <w:top w:val="single" w:sz="4" w:space="0" w:color="000000"/>
-              <w:left w:val="single" w:sz="4" w:space="0" w:color="000000"/>
-              <w:bottom w:val="single" w:sz="4" w:space="0" w:color="000000"/>
-              <w:right w:val="single" w:sz="4" w:space="0" w:color="000000"/>
-            </w:tcBorders>
-          </w:tcPr>
-          <w:p>
-            <w:pPr>
-              <w:spacing w:after="21" w:line="259" w:lineRule="auto"/>
-              <w:ind w:left="0" w:firstLine="0"/>
-            </w:pPr>
-            <w:r>
-              <w:rPr>
-                <w:b/>
-              </w:rPr>
-              <w:t xml:space="preserve">MUST </w:t>
-            </w:r>
-          </w:p>
-          <w:p>
-            <w:pPr>
-              <w:spacing w:after="0" w:line="259" w:lineRule="auto"/>
-              <w:ind w:left="0" w:firstLine="0"/>
-            </w:pPr>
-            <w:r>
-              <w:rPr>
-                <w:b/>
-              </w:rPr>
-              <w:t xml:space="preserve">HAVE </w:t>
-            </w:r>
-          </w:p>
-        </w:tc>
-        <w:tc>
-          <w:tcPr>
-            <w:tcW w:w="3572" w:type="dxa"/>
-            <w:tcBorders>
-              <w:top w:val="single" w:sz="4" w:space="0" w:color="000000"/>
-              <w:left w:val="single" w:sz="4" w:space="0" w:color="000000"/>
-              <w:bottom w:val="single" w:sz="4" w:space="0" w:color="000000"/>
-              <w:right w:val="single" w:sz="4" w:space="0" w:color="000000"/>
-            </w:tcBorders>
-          </w:tcPr>
-          <w:p>
-            <w:pPr>
-              <w:spacing w:after="0" w:line="259" w:lineRule="auto"/>
-              <w:ind w:left="0" w:firstLine="0"/>
-            </w:pPr>
-            <w:r>
-              <w:t xml:space="preserve">Essencial para garantir integridade e recuperação de dados. </w:t>
-            </w:r>
-          </w:p>
-        </w:tc>
-      </w:tr>
-      <w:tr>
-        <w:trPr>
-          <w:trHeight w:val="811"/>
-        </w:trPr>
-        <w:tc>
-          <w:tcPr>
-            <w:tcW w:w="3368" w:type="dxa"/>
-            <w:tcBorders>
-              <w:top w:val="single" w:sz="4" w:space="0" w:color="000000"/>
-              <w:left w:val="single" w:sz="4" w:space="0" w:color="000000"/>
-              <w:bottom w:val="single" w:sz="4" w:space="0" w:color="000000"/>
-              <w:right w:val="single" w:sz="4" w:space="0" w:color="000000"/>
-            </w:tcBorders>
-          </w:tcPr>
-          <w:p>
-            <w:pPr>
-              <w:spacing w:after="19" w:line="259" w:lineRule="auto"/>
-              <w:ind w:left="0" w:firstLine="0"/>
-            </w:pPr>
-            <w:r>
-              <w:rPr>
-                <w:b/>
-              </w:rPr>
-              <w:t xml:space="preserve">RNF7 – Compatível com </w:t>
-            </w:r>
-          </w:p>
-          <w:p>
-            <w:pPr>
-              <w:spacing w:after="0" w:line="259" w:lineRule="auto"/>
-              <w:ind w:left="0" w:firstLine="0"/>
-            </w:pPr>
-            <w:r>
-              <w:rPr>
-                <w:b/>
-              </w:rPr>
-              <w:t xml:space="preserve">Chrome, Edge e Firefox </w:t>
-            </w:r>
-          </w:p>
-        </w:tc>
-        <w:tc>
-          <w:tcPr>
-            <w:tcW w:w="1556" w:type="dxa"/>
-            <w:tcBorders>
-              <w:top w:val="single" w:sz="4" w:space="0" w:color="000000"/>
-              <w:left w:val="single" w:sz="4" w:space="0" w:color="000000"/>
-              <w:bottom w:val="single" w:sz="4" w:space="0" w:color="000000"/>
-              <w:right w:val="single" w:sz="4" w:space="0" w:color="000000"/>
-            </w:tcBorders>
-          </w:tcPr>
-          <w:p>
-            <w:pPr>
-              <w:spacing w:after="19" w:line="259" w:lineRule="auto"/>
-              <w:ind w:left="0" w:firstLine="0"/>
-            </w:pPr>
-            <w:r>
-              <w:rPr>
-                <w:b/>
-              </w:rPr>
-              <w:t xml:space="preserve">COULD </w:t>
-            </w:r>
-          </w:p>
-          <w:p>
-            <w:pPr>
-              <w:spacing w:after="0" w:line="259" w:lineRule="auto"/>
-              <w:ind w:left="0" w:firstLine="0"/>
-            </w:pPr>
-            <w:r>
-              <w:rPr>
-                <w:b/>
-              </w:rPr>
-              <w:t xml:space="preserve">HAVE </w:t>
-            </w:r>
-          </w:p>
-        </w:tc>
-        <w:tc>
-          <w:tcPr>
-            <w:tcW w:w="3572" w:type="dxa"/>
-            <w:tcBorders>
-              <w:top w:val="single" w:sz="4" w:space="0" w:color="000000"/>
-              <w:left w:val="single" w:sz="4" w:space="0" w:color="000000"/>
-              <w:bottom w:val="single" w:sz="4" w:space="0" w:color="000000"/>
-              <w:right w:val="single" w:sz="4" w:space="0" w:color="000000"/>
-            </w:tcBorders>
-          </w:tcPr>
-          <w:p>
-            <w:pPr>
-              <w:spacing w:after="0" w:line="259" w:lineRule="auto"/>
-              <w:ind w:left="0" w:firstLine="0"/>
-            </w:pPr>
-            <w:r>
-              <w:t xml:space="preserve">Importante para acessibilidade, mas não crítico na fase inicial. </w:t>
-            </w:r>
-          </w:p>
-        </w:tc>
-      </w:tr>
-      <w:tr>
-        <w:trPr>
-          <w:trHeight w:val="1128"/>
-        </w:trPr>
-        <w:tc>
-          <w:tcPr>
-            <w:tcW w:w="3368" w:type="dxa"/>
-            <w:tcBorders>
-              <w:top w:val="single" w:sz="4" w:space="0" w:color="000000"/>
-              <w:left w:val="single" w:sz="4" w:space="0" w:color="000000"/>
-              <w:bottom w:val="single" w:sz="4" w:space="0" w:color="000000"/>
-              <w:right w:val="single" w:sz="4" w:space="0" w:color="000000"/>
-            </w:tcBorders>
-          </w:tcPr>
-          <w:p>
-            <w:pPr>
-              <w:spacing w:after="0" w:line="259" w:lineRule="auto"/>
-              <w:ind w:left="0" w:right="21" w:firstLine="0"/>
-            </w:pPr>
-            <w:r>
-              <w:rPr>
-                <w:b/>
-              </w:rPr>
-              <w:t xml:space="preserve">RNF8 – Atualização com interrupção máxima de 10 min </w:t>
-            </w:r>
-          </w:p>
-        </w:tc>
-        <w:tc>
-          <w:tcPr>
-            <w:tcW w:w="1556" w:type="dxa"/>
-            <w:tcBorders>
-              <w:top w:val="single" w:sz="4" w:space="0" w:color="000000"/>
-              <w:left w:val="single" w:sz="4" w:space="0" w:color="000000"/>
-              <w:bottom w:val="single" w:sz="4" w:space="0" w:color="000000"/>
-              <w:right w:val="single" w:sz="4" w:space="0" w:color="000000"/>
-            </w:tcBorders>
-          </w:tcPr>
-          <w:p>
-            <w:pPr>
-              <w:spacing w:after="19" w:line="259" w:lineRule="auto"/>
-              <w:ind w:left="0" w:firstLine="0"/>
-            </w:pPr>
-            <w:r>
-              <w:rPr>
-                <w:b/>
-              </w:rPr>
-              <w:t xml:space="preserve">COULD </w:t>
-            </w:r>
-          </w:p>
-          <w:p>
-            <w:pPr>
-              <w:spacing w:after="0" w:line="259" w:lineRule="auto"/>
-              <w:ind w:left="0" w:firstLine="0"/>
-            </w:pPr>
-            <w:r>
-              <w:rPr>
-                <w:b/>
-              </w:rPr>
-              <w:t xml:space="preserve">HAVE </w:t>
-            </w:r>
-          </w:p>
-        </w:tc>
-        <w:tc>
-          <w:tcPr>
-            <w:tcW w:w="3572" w:type="dxa"/>
-            <w:tcBorders>
-              <w:top w:val="single" w:sz="4" w:space="0" w:color="000000"/>
-              <w:left w:val="single" w:sz="4" w:space="0" w:color="000000"/>
-              <w:bottom w:val="single" w:sz="4" w:space="0" w:color="000000"/>
-              <w:right w:val="single" w:sz="4" w:space="0" w:color="000000"/>
-            </w:tcBorders>
-          </w:tcPr>
-          <w:p>
-            <w:pPr>
-              <w:spacing w:after="0" w:line="259" w:lineRule="auto"/>
-              <w:ind w:left="0" w:firstLine="0"/>
-            </w:pPr>
-            <w:r>
               <w:t xml:space="preserve">Desejável para continuidade operacional, mas pode ser evoluído posteriormente. </w:t>
             </w:r>
           </w:p>
@@ -4079,6 +4071,30 @@
         </w:rPr>
         <w:t xml:space="preserve"> </w:t>
       </w:r>
+      <w:r>
+        <w:rPr>
+          <w:rFonts w:ascii="Calibri" w:eastAsia="Calibri" w:hAnsi="Calibri" w:cs="Calibri"/>
+          <w:b/>
+          <w:i/>
+        </w:rPr>
+        <w:br/>
+      </w:r>
+      <w:r>
+        <w:rPr>
+          <w:rFonts w:ascii="Calibri" w:eastAsia="Calibri" w:hAnsi="Calibri" w:cs="Calibri"/>
+          <w:b/>
+          <w:i/>
+        </w:rPr>
+        <w:br/>
+      </w:r>
+      <w:r>
+        <w:rPr>
+          <w:rFonts w:ascii="Calibri" w:eastAsia="Calibri" w:hAnsi="Calibri" w:cs="Calibri"/>
+          <w:b/>
+          <w:i/>
+        </w:rPr>
+        <w:br/>
+      </w:r>
     </w:p>
     <w:p>
       <w:pPr>
@@ -4124,6 +4140,30 @@
         </w:rPr>
         <w:t xml:space="preserve"> </w:t>
       </w:r>
+      <w:r>
+        <w:rPr>
+          <w:rFonts w:ascii="Calibri" w:eastAsia="Calibri" w:hAnsi="Calibri" w:cs="Calibri"/>
+          <w:b/>
+          <w:i/>
+        </w:rPr>
+        <w:br/>
+      </w:r>
+      <w:r>
+        <w:rPr>
+          <w:rFonts w:ascii="Calibri" w:eastAsia="Calibri" w:hAnsi="Calibri" w:cs="Calibri"/>
+          <w:b/>
+          <w:i/>
+        </w:rPr>
+        <w:br/>
+      </w:r>
+      <w:r>
+        <w:rPr>
+          <w:rFonts w:ascii="Calibri" w:eastAsia="Calibri" w:hAnsi="Calibri" w:cs="Calibri"/>
+          <w:b/>
+          <w:i/>
+        </w:rPr>
+        <w:br/>
+      </w:r>
     </w:p>
     <w:p>
       <w:pPr>
@@ -4175,12 +4215,14 @@
         <w:pStyle w:val="Ttulo1"/>
         <w:ind w:left="345" w:right="0" w:hanging="360"/>
       </w:pPr>
-      <w:bookmarkStart w:id="5" w:name="_Toc225951783"/>
+      <w:bookmarkStart w:id="8" w:name="_Toc227161221"/>
+      <w:bookmarkStart w:id="9" w:name="_Toc227161528"/>
       <w:r>
         <w:lastRenderedPageBreak/>
         <w:t>FIGMA</w:t>
       </w:r>
-      <w:bookmarkEnd w:id="5"/>
+      <w:bookmarkEnd w:id="8"/>
+      <w:bookmarkEnd w:id="9"/>
       <w:r>
         <w:t xml:space="preserve"> </w:t>
       </w:r>
@@ -4222,8 +4264,8 @@
         <mc:AlternateContent>
           <mc:Choice Requires="wpg">
             <w:drawing>
-              <wp:inline distT="0" distB="0" distL="0" distR="0" wp14:anchorId="65B21DEF" wp14:editId="7D334F29">
-                <wp:extent cx="5432121" cy="6040735"/>
+              <wp:inline distT="0" distB="0" distL="0" distR="0" wp14:anchorId="65B21DEF" wp14:editId="73F3FCF3">
+                <wp:extent cx="5432121" cy="5962482"/>
                 <wp:effectExtent l="0" t="0" r="0" b="0"/>
                 <wp:docPr id="8560" name="Group 8560"/>
                 <wp:cNvGraphicFramePr/>
@@ -4234,51 +4276,11 @@
                       <wpg:grpSpPr>
                         <a:xfrm>
                           <a:off x="0" y="0"/>
-                          <a:ext cx="5432121" cy="6040735"/>
+                          <a:ext cx="5432121" cy="5962482"/>
                           <a:chOff x="0" y="0"/>
-                          <a:chExt cx="5432121" cy="6040735"/>
+                          <a:chExt cx="5442330" cy="6102127"/>
                         </a:xfrm>
                       </wpg:grpSpPr>
-                      <wps:wsp>
-                        <wps:cNvPr id="8512" name="Rectangle 8512"/>
-                        <wps:cNvSpPr/>
-                        <wps:spPr>
-                          <a:xfrm>
-                            <a:off x="2471420" y="0"/>
-                            <a:ext cx="484029" cy="247427"/>
-                          </a:xfrm>
-                          <a:prstGeom prst="rect">
-                            <a:avLst/>
-                          </a:prstGeom>
-                          <a:ln>
-                            <a:noFill/>
-                          </a:ln>
-                        </wps:spPr>
-                        <wps:txbx>
-                          <w:txbxContent>
-                            <w:p>
-                              <w:pPr>
-                                <w:spacing w:after="160" w:line="259" w:lineRule="auto"/>
-                                <w:ind w:left="0" w:firstLine="0"/>
-                              </w:pPr>
-                              <w:r>
-                                <w:rPr>
-                                  <w:rFonts w:ascii="Calibri" w:eastAsia="Calibri" w:hAnsi="Calibri" w:cs="Calibri"/>
-                                  <w:b/>
-                                  <w:i/>
-                                  <w:color w:val="467886"/>
-                                  <w:w w:val="109"/>
-                                  <w:u w:val="single" w:color="467886"/>
-                                </w:rPr>
-                                <w:t>FIGM</w:t>
-                              </w:r>
-                            </w:p>
-                          </w:txbxContent>
-                        </wps:txbx>
-                        <wps:bodyPr horzOverflow="overflow" vert="horz" lIns="0" tIns="0" rIns="0" bIns="0" rtlCol="0">
-                          <a:noAutofit/>
-                        </wps:bodyPr>
-                      </wps:wsp>
                       <wps:wsp>
                         <wps:cNvPr id="8513" name="Rectangle 8513"/>
                         <wps:cNvSpPr/>
@@ -4301,57 +4303,6 @@
                                 <w:spacing w:after="160" w:line="259" w:lineRule="auto"/>
                                 <w:ind w:left="0" w:firstLine="0"/>
                               </w:pPr>
-                              <w:hyperlink r:id="rId7">
-                                <w:r>
-                                  <w:rPr>
-                                    <w:rFonts w:ascii="Calibri" w:eastAsia="Calibri" w:hAnsi="Calibri" w:cs="Calibri"/>
-                                    <w:b/>
-                                    <w:i/>
-                                    <w:color w:val="467886"/>
-                                    <w:w w:val="110"/>
-                                    <w:u w:val="single" w:color="467886"/>
-                                  </w:rPr>
-                                  <w:t>A</w:t>
-                                </w:r>
-                              </w:hyperlink>
-                            </w:p>
-                          </w:txbxContent>
-                        </wps:txbx>
-                        <wps:bodyPr horzOverflow="overflow" vert="horz" lIns="0" tIns="0" rIns="0" bIns="0" rtlCol="0">
-                          <a:noAutofit/>
-                        </wps:bodyPr>
-                      </wps:wsp>
-                      <wps:wsp>
-                        <wps:cNvPr id="8514" name="Rectangle 8514"/>
-                        <wps:cNvSpPr/>
-                        <wps:spPr>
-                          <a:xfrm>
-                            <a:off x="2930398" y="0"/>
-                            <a:ext cx="41147" cy="247427"/>
-                          </a:xfrm>
-                          <a:prstGeom prst="rect">
-                            <a:avLst/>
-                          </a:prstGeom>
-                          <a:ln>
-                            <a:noFill/>
-                          </a:ln>
-                        </wps:spPr>
-                        <wps:txbx>
-                          <w:txbxContent>
-                            <w:p>
-                              <w:pPr>
-                                <w:spacing w:after="160" w:line="259" w:lineRule="auto"/>
-                                <w:ind w:left="0" w:firstLine="0"/>
-                              </w:pPr>
-                              <w:hyperlink r:id="rId8">
-                                <w:r>
-                                  <w:rPr>
-                                    <w:rFonts w:ascii="Calibri" w:eastAsia="Calibri" w:hAnsi="Calibri" w:cs="Calibri"/>
-                                    <w:b/>
-                                  </w:rPr>
-                                  <w:t xml:space="preserve"> </w:t>
-                                </w:r>
-                              </w:hyperlink>
                             </w:p>
                           </w:txbxContent>
                         </wps:txbx>
@@ -4547,7 +4498,7 @@
                           <pic:cNvPicPr/>
                         </pic:nvPicPr>
                         <pic:blipFill>
-                          <a:blip r:embed="rId9"/>
+                          <a:blip r:embed="rId7"/>
                           <a:stretch>
                             <a:fillRect/>
                           </a:stretch>
@@ -4568,7 +4519,7 @@
                           <pic:cNvPicPr/>
                         </pic:nvPicPr>
                         <pic:blipFill>
-                          <a:blip r:embed="rId10"/>
+                          <a:blip r:embed="rId8"/>
                           <a:stretch>
                             <a:fillRect/>
                           </a:stretch>
@@ -4591,8 +4542,8 @@
           </mc:Choice>
           <mc:Fallback>
             <w:pict>
-              <v:group w14:anchorId="65B21DEF" id="Group 8560" o:spid="_x0000_s1026" style="width:427.75pt;height:475.65pt;mso-position-horizontal-relative:char;mso-position-vertical-relative:line" coordsize="54321,60407" o:gfxdata="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">
-                <v:rect id="Rectangle 8512" o:spid="_x0000_s1027" style="position:absolute;left:24714;width:4840;height:2474;visibility:visible;mso-wrap-style:square;v-text-anchor:top" o:gfxdata="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" filled="f" stroked="f">
+              <v:group w14:anchorId="65B21DEF" id="Group 8560" o:spid="_x0000_s1026" style="width:427.75pt;height:469.5pt;mso-position-horizontal-relative:char;mso-position-vertical-relative:line" coordsize="54423,61021" o:gfxdata="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">
+                <v:rect id="Rectangle 8513" o:spid="_x0000_s1027" style="position:absolute;left:28353;width:1257;height:2474;visibility:visible;mso-wrap-style:square;v-text-anchor:top" o:gfxdata="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" filled="f" stroked="f">
                   <v:textbox inset="0,0,0,0">
                     <w:txbxContent>
                       <w:p>
@@ -4600,68 +4551,11 @@
                           <w:spacing w:after="160" w:line="259" w:lineRule="auto"/>
                           <w:ind w:left="0" w:firstLine="0"/>
                         </w:pPr>
-                        <w:r>
-                          <w:rPr>
-                            <w:rFonts w:ascii="Calibri" w:eastAsia="Calibri" w:hAnsi="Calibri" w:cs="Calibri"/>
-                            <w:b/>
-                            <w:i/>
-                            <w:color w:val="467886"/>
-                            <w:w w:val="109"/>
-                            <w:u w:val="single" w:color="467886"/>
-                          </w:rPr>
-                          <w:t>FIGM</w:t>
-                        </w:r>
                       </w:p>
                     </w:txbxContent>
                   </v:textbox>
                 </v:rect>
-                <v:rect id="Rectangle 8513" o:spid="_x0000_s1028" style="position:absolute;left:28353;width:1257;height:2474;visibility:visible;mso-wrap-style:square;v-text-anchor:top" o:gfxdata="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" filled="f" stroked="f">
-                  <v:textbox inset="0,0,0,0">
-                    <w:txbxContent>
-                      <w:p>
-                        <w:pPr>
-                          <w:spacing w:after="160" w:line="259" w:lineRule="auto"/>
-                          <w:ind w:left="0" w:firstLine="0"/>
-                        </w:pPr>
-                        <w:hyperlink r:id="rId11">
-                          <w:r>
-                            <w:rPr>
-                              <w:rFonts w:ascii="Calibri" w:eastAsia="Calibri" w:hAnsi="Calibri" w:cs="Calibri"/>
-                              <w:b/>
-                              <w:i/>
-                              <w:color w:val="467886"/>
-                              <w:w w:val="110"/>
-                              <w:u w:val="single" w:color="467886"/>
-                            </w:rPr>
-                            <w:t>A</w:t>
-                          </w:r>
-                        </w:hyperlink>
-                      </w:p>
-                    </w:txbxContent>
-                  </v:textbox>
-                </v:rect>
-                <v:rect id="Rectangle 8514" o:spid="_x0000_s1029" style="position:absolute;left:29303;width:412;height:2474;visibility:visible;mso-wrap-style:square;v-text-anchor:top" o:gfxdata="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" filled="f" stroked="f">
-                  <v:textbox inset="0,0,0,0">
-                    <w:txbxContent>
-                      <w:p>
-                        <w:pPr>
-                          <w:spacing w:after="160" w:line="259" w:lineRule="auto"/>
-                          <w:ind w:left="0" w:firstLine="0"/>
-                        </w:pPr>
-                        <w:hyperlink r:id="rId12">
-                          <w:r>
-                            <w:rPr>
-                              <w:rFonts w:ascii="Calibri" w:eastAsia="Calibri" w:hAnsi="Calibri" w:cs="Calibri"/>
-                              <w:b/>
-                            </w:rPr>
-                            <w:t xml:space="preserve"> </w:t>
-                          </w:r>
-                        </w:hyperlink>
-                      </w:p>
-                    </w:txbxContent>
-                  </v:textbox>
-                </v:rect>
-                <v:rect id="Rectangle 1015" o:spid="_x0000_s1030" style="position:absolute;left:54011;top:31078;width:412;height:2474;visibility:visible;mso-wrap-style:square;v-text-anchor:top" o:gfxdata="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" filled="f" stroked="f">
+                <v:rect id="Rectangle 1015" o:spid="_x0000_s1028" style="position:absolute;left:54011;top:31078;width:412;height:2474;visibility:visible;mso-wrap-style:square;v-text-anchor:top" o:gfxdata="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" filled="f" stroked="f">
                   <v:textbox inset="0,0,0,0">
                     <w:txbxContent>
                       <w:p>
@@ -4681,11 +4575,11 @@
                     </w:txbxContent>
                   </v:textbox>
                 </v:rect>
-                <v:shape id="Shape 11048" o:spid="_x0000_s1031" style="position:absolute;left:6;top:32585;width:54005;height:91;visibility:visible;mso-wrap-style:square;v-text-anchor:top" coordsize="5400421,9144" o:gfxdata="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" path="m,l5400421,r,9144l,9144,,e" fillcolor="black" stroked="f" strokeweight="0">
+                <v:shape id="Shape 11048" o:spid="_x0000_s1029" style="position:absolute;left:6;top:32585;width:54005;height:91;visibility:visible;mso-wrap-style:square;v-text-anchor:top" coordsize="5400421,9144" o:gfxdata="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" path="m,l5400421,r,9144l,9144,,e" fillcolor="black" stroked="f" strokeweight="0">
                   <v:stroke miterlimit="83231f" joinstyle="miter"/>
                   <v:path arrowok="t" textboxrect="0,0,5400421,9144"/>
                 </v:shape>
-                <v:rect id="Rectangle 1017" o:spid="_x0000_s1032" style="position:absolute;left:54011;top:58547;width:412;height:2474;visibility:visible;mso-wrap-style:square;v-text-anchor:top" o:gfxdata="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" filled="f" stroked="f">
+                <v:rect id="Rectangle 1017" o:spid="_x0000_s1030" style="position:absolute;left:54011;top:58547;width:412;height:2474;visibility:visible;mso-wrap-style:square;v-text-anchor:top" o:gfxdata="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" filled="f" stroked="f">
                   <v:textbox inset="0,0,0,0">
                     <w:txbxContent>
                       <w:p>
@@ -4705,7 +4599,7 @@
                     </w:txbxContent>
                   </v:textbox>
                 </v:rect>
-                <v:shape id="Shape 11049" o:spid="_x0000_s1033" style="position:absolute;left:6;top:60054;width:54005;height:91;visibility:visible;mso-wrap-style:square;v-text-anchor:top" coordsize="5400421,9144" o:gfxdata="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" path="m,l5400421,r,9144l,9144,,e" fillcolor="black" stroked="f" strokeweight="0">
+                <v:shape id="Shape 11049" o:spid="_x0000_s1031" style="position:absolute;left:6;top:60054;width:54005;height:91;visibility:visible;mso-wrap-style:square;v-text-anchor:top" coordsize="5400421,9144" o:gfxdata="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" path="m,l5400421,r,9144l,9144,,e" fillcolor="black" stroked="f" strokeweight="0">
                   <v:stroke miterlimit="83231f" joinstyle="miter"/>
                   <v:path arrowok="t" textboxrect="0,0,5400421,9144"/>
                 </v:shape>
@@ -4728,11 +4622,11 @@
                   <v:path o:extrusionok="f" gradientshapeok="t" o:connecttype="rect"/>
                   <o:lock v:ext="edit" aspectratio="t"/>
                 </v:shapetype>
-                <v:shape id="Picture 1024" o:spid="_x0000_s1034" type="#_x0000_t75" style="position:absolute;top:3163;width:53988;height:29248;visibility:visible;mso-wrap-style:square" o:gfxdata="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">
-                  <v:imagedata r:id="rId13" o:title=""/>
+                <v:shape id="Picture 1024" o:spid="_x0000_s1032" type="#_x0000_t75" style="position:absolute;top:3163;width:53988;height:29248;visibility:visible;mso-wrap-style:square" o:gfxdata="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">
+                  <v:imagedata r:id="rId9" o:title=""/>
                 </v:shape>
-                <v:shape id="Picture 1026" o:spid="_x0000_s1035" type="#_x0000_t75" style="position:absolute;top:34240;width:54000;height:25673;visibility:visible;mso-wrap-style:square" o:gfxdata="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">
-                  <v:imagedata r:id="rId14" o:title=""/>
+                <v:shape id="Picture 1026" o:spid="_x0000_s1033" type="#_x0000_t75" style="position:absolute;top:34240;width:54000;height:25673;visibility:visible;mso-wrap-style:square" o:gfxdata="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">
+                  <v:imagedata r:id="rId10" o:title=""/>
                 </v:shape>
                 <w10:anchorlock/>
               </v:group>
@@ -4759,6 +4653,7 @@
       <w:pPr>
         <w:spacing w:after="183" w:line="259" w:lineRule="auto"/>
         <w:ind w:left="0" w:firstLine="0"/>
+        <w:jc w:val="center"/>
       </w:pPr>
       <w:r>
         <w:rPr>
@@ -4766,20 +4661,71 @@
           <w:b/>
           <w:i/>
         </w:rPr>
-        <w:t xml:space="preserve"> </w:t>
-      </w:r>
-    </w:p>
-    <w:p>
-      <w:pPr>
-        <w:spacing w:after="183" w:line="259" w:lineRule="auto"/>
-        <w:ind w:left="0" w:firstLine="0"/>
-      </w:pPr>
+        <w:t xml:space="preserve">Você pode visualizar </w:t>
+      </w:r>
       <w:r>
         <w:rPr>
           <w:rFonts w:ascii="Calibri" w:eastAsia="Calibri" w:hAnsi="Calibri" w:cs="Calibri"/>
           <w:b/>
           <w:i/>
         </w:rPr>
+        <w:t xml:space="preserve">o layout </w:t>
+      </w:r>
+      <w:r>
+        <w:rPr>
+          <w:rFonts w:ascii="Calibri" w:eastAsia="Calibri" w:hAnsi="Calibri" w:cs="Calibri"/>
+          <w:b/>
+          <w:i/>
+        </w:rPr>
+        <w:t>complet</w:t>
+      </w:r>
+      <w:r>
+        <w:rPr>
+          <w:rFonts w:ascii="Calibri" w:eastAsia="Calibri" w:hAnsi="Calibri" w:cs="Calibri"/>
+          <w:b/>
+          <w:i/>
+        </w:rPr>
+        <w:t>o</w:t>
+      </w:r>
+      <w:r>
+        <w:rPr>
+          <w:rFonts w:ascii="Calibri" w:eastAsia="Calibri" w:hAnsi="Calibri" w:cs="Calibri"/>
+          <w:b/>
+          <w:i/>
+        </w:rPr>
+        <w:t xml:space="preserve"> através deste link:</w:t>
+      </w:r>
+      <w:r>
+        <w:rPr>
+          <w:rFonts w:ascii="Calibri" w:eastAsia="Calibri" w:hAnsi="Calibri" w:cs="Calibri"/>
+          <w:b/>
+          <w:i/>
+        </w:rPr>
+        <w:t xml:space="preserve"> </w:t>
+      </w:r>
+      <w:hyperlink r:id="rId11" w:history="1">
+        <w:r>
+          <w:rPr>
+            <w:rStyle w:val="Hyperlink"/>
+            <w:rFonts w:ascii="Calibri" w:eastAsia="Calibri" w:hAnsi="Calibri" w:cs="Calibri"/>
+            <w:b/>
+            <w:i/>
+          </w:rPr>
+          <w:t>FIGMA</w:t>
+        </w:r>
+      </w:hyperlink>
+    </w:p>
+    <w:p>
+      <w:pPr>
+        <w:spacing w:after="183" w:line="259" w:lineRule="auto"/>
+        <w:ind w:left="0" w:firstLine="0"/>
+      </w:pPr>
+      <w:r>
+        <w:rPr>
+          <w:rFonts w:ascii="Calibri" w:eastAsia="Calibri" w:hAnsi="Calibri" w:cs="Calibri"/>
+          <w:b/>
+          <w:i/>
+        </w:rPr>
         <w:t xml:space="preserve"> </w:t>
       </w:r>
     </w:p>
@@ -4788,12 +4734,14 @@
         <w:pStyle w:val="Ttulo1"/>
         <w:ind w:left="345" w:right="0" w:hanging="360"/>
       </w:pPr>
-      <w:bookmarkStart w:id="6" w:name="_Toc225951784"/>
+      <w:bookmarkStart w:id="10" w:name="_Toc227161222"/>
+      <w:bookmarkStart w:id="11" w:name="_Toc227161529"/>
       <w:r>
         <w:lastRenderedPageBreak/>
         <w:t>METODOLOGIAS ÁGEIS</w:t>
       </w:r>
-      <w:bookmarkEnd w:id="6"/>
+      <w:bookmarkEnd w:id="10"/>
+      <w:bookmarkEnd w:id="11"/>
       <w:r>
         <w:t xml:space="preserve"> </w:t>
       </w:r>
@@ -4811,29 +4759,21 @@
     </w:p>
     <w:p>
       <w:pPr>
-        <w:spacing w:after="180" w:line="259" w:lineRule="auto"/>
-        <w:ind w:left="0" w:right="49" w:firstLine="0"/>
-        <w:jc w:val="center"/>
-      </w:pPr>
-      <w:r>
-        <w:rPr>
-          <w:b/>
-        </w:rPr>
-        <w:t xml:space="preserve">Metodologia </w:t>
-      </w:r>
-      <w:proofErr w:type="spellStart"/>
-      <w:r>
-        <w:rPr>
-          <w:b/>
-        </w:rPr>
-        <w:t>Kanban</w:t>
-      </w:r>
-      <w:proofErr w:type="spellEnd"/>
-      <w:r>
-        <w:rPr>
-          <w:b/>
-        </w:rPr>
-        <w:t xml:space="preserve"> </w:t>
+        <w:pStyle w:val="Ttulo2"/>
+        <w:ind w:left="777" w:hanging="432"/>
+      </w:pPr>
+      <w:bookmarkStart w:id="12" w:name="_Toc227161223"/>
+      <w:bookmarkStart w:id="13" w:name="_Toc227161530"/>
+      <w:r>
+        <w:t>M</w:t>
+      </w:r>
+      <w:r>
+        <w:t>ETODOLOGIA KANBAN</w:t>
+      </w:r>
+      <w:bookmarkEnd w:id="12"/>
+      <w:bookmarkEnd w:id="13"/>
+      <w:r>
+        <w:br/>
       </w:r>
     </w:p>
     <w:p>
@@ -4927,7 +4867,7 @@
         <mc:AlternateContent>
           <mc:Choice Requires="wpg">
             <w:drawing>
-              <wp:inline distT="0" distB="0" distL="0" distR="0" wp14:anchorId="3470C2F8" wp14:editId="18445C83">
+              <wp:inline distT="0" distB="0" distL="0" distR="0" wp14:anchorId="3470C2F8" wp14:editId="1F6823F7">
                 <wp:extent cx="5686425" cy="3190875"/>
                 <wp:effectExtent l="0" t="0" r="9525" b="9525"/>
                 <wp:docPr id="8588" name="Group 8588"/>
@@ -4944,88 +4884,6 @@
                           <a:chExt cx="5686425" cy="3190875"/>
                         </a:xfrm>
                       </wpg:grpSpPr>
-                      <wps:wsp>
-                        <wps:cNvPr id="8561" name="Rectangle 8561"/>
-                        <wps:cNvSpPr/>
-                        <wps:spPr>
-                          <a:xfrm>
-                            <a:off x="2439416" y="0"/>
-                            <a:ext cx="553957" cy="247427"/>
-                          </a:xfrm>
-                          <a:prstGeom prst="rect">
-                            <a:avLst/>
-                          </a:prstGeom>
-                          <a:ln>
-                            <a:noFill/>
-                          </a:ln>
-                        </wps:spPr>
-                        <wps:txbx>
-                          <w:txbxContent>
-                            <w:p>
-                              <w:pPr>
-                                <w:spacing w:after="160" w:line="259" w:lineRule="auto"/>
-                                <w:ind w:left="0" w:firstLine="0"/>
-                              </w:pPr>
-                              <w:r>
-                                <w:rPr>
-                                  <w:rFonts w:ascii="Calibri" w:eastAsia="Calibri" w:hAnsi="Calibri" w:cs="Calibri"/>
-                                  <w:b/>
-                                  <w:i/>
-                                  <w:color w:val="467886"/>
-                                  <w:w w:val="116"/>
-                                  <w:u w:val="single" w:color="467886"/>
-                                </w:rPr>
-                                <w:t>TRELL</w:t>
-                              </w:r>
-                            </w:p>
-                          </w:txbxContent>
-                        </wps:txbx>
-                        <wps:bodyPr horzOverflow="overflow" vert="horz" lIns="0" tIns="0" rIns="0" bIns="0" rtlCol="0">
-                          <a:noAutofit/>
-                        </wps:bodyPr>
-                      </wps:wsp>
-                      <wps:wsp>
-                        <wps:cNvPr id="8562" name="Rectangle 8562"/>
-                        <wps:cNvSpPr/>
-                        <wps:spPr>
-                          <a:xfrm>
-                            <a:off x="2849220" y="0"/>
-                            <a:ext cx="149384" cy="247427"/>
-                          </a:xfrm>
-                          <a:prstGeom prst="rect">
-                            <a:avLst/>
-                          </a:prstGeom>
-                          <a:ln>
-                            <a:noFill/>
-                          </a:ln>
-                        </wps:spPr>
-                        <wps:txbx>
-                          <w:txbxContent>
-                            <w:p>
-                              <w:pPr>
-                                <w:spacing w:after="160" w:line="259" w:lineRule="auto"/>
-                                <w:ind w:left="0" w:firstLine="0"/>
-                              </w:pPr>
-                              <w:hyperlink r:id="rId15">
-                                <w:r>
-                                  <w:rPr>
-                                    <w:rFonts w:ascii="Calibri" w:eastAsia="Calibri" w:hAnsi="Calibri" w:cs="Calibri"/>
-                                    <w:b/>
-                                    <w:i/>
-                                    <w:color w:val="467886"/>
-                                    <w:w w:val="112"/>
-                                    <w:u w:val="single" w:color="467886"/>
-                                  </w:rPr>
-                                  <w:t>O</w:t>
-                                </w:r>
-                              </w:hyperlink>
-                            </w:p>
-                          </w:txbxContent>
-                        </wps:txbx>
-                        <wps:bodyPr horzOverflow="overflow" vert="horz" lIns="0" tIns="0" rIns="0" bIns="0" rtlCol="0">
-                          <a:noAutofit/>
-                        </wps:bodyPr>
-                      </wps:wsp>
                       <wps:wsp>
                         <wps:cNvPr id="8563" name="Rectangle 8563"/>
                         <wps:cNvSpPr/>
@@ -5048,7 +4906,7 @@
                                 <w:spacing w:after="160" w:line="259" w:lineRule="auto"/>
                                 <w:ind w:left="0" w:firstLine="0"/>
                               </w:pPr>
-                              <w:hyperlink r:id="rId16">
+                              <w:hyperlink r:id="rId12">
                                 <w:r>
                                   <w:rPr>
                                     <w:rFonts w:ascii="Calibri" w:eastAsia="Calibri" w:hAnsi="Calibri" w:cs="Calibri"/>
@@ -5162,7 +5020,7 @@
                           <pic:cNvPicPr/>
                         </pic:nvPicPr>
                         <pic:blipFill>
-                          <a:blip r:embed="rId17" cstate="print">
+                          <a:blip r:embed="rId13" cstate="print">
                             <a:extLst>
                               <a:ext uri="{28A0092B-C50C-407E-A947-70E740481C1C}">
                                 <a14:useLocalDpi xmlns:a14="http://schemas.microsoft.com/office/drawing/2010/main" val="0"/>
@@ -5190,8 +5048,8 @@
           </mc:Choice>
           <mc:Fallback>
             <w:pict>
-              <v:group w14:anchorId="3470C2F8" id="Group 8588" o:spid="_x0000_s1036" style="width:447.75pt;height:251.25pt;mso-position-horizontal-relative:char;mso-position-vertical-relative:line" coordorigin="-945" coordsize="56864,31908" o:gfxdata="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">
-                <v:rect id="Rectangle 8561" o:spid="_x0000_s1037" style="position:absolute;left:24394;width:5539;height:2474;visibility:visible;mso-wrap-style:square;v-text-anchor:top" o:gfxdata="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" filled="f" stroked="f">
+              <v:group w14:anchorId="3470C2F8" id="Group 8588" o:spid="_x0000_s1034" style="width:447.75pt;height:251.25pt;mso-position-horizontal-relative:char;mso-position-vertical-relative:line" coordorigin="-945" coordsize="56864,31908" o:gfxdata="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